--- a/Fase 1/Evidencias Grupales/1.4_APT122_FormativaFase1.docx
+++ b/Fase 1/Evidencias Grupales/1.4_APT122_FormativaFase1.docx
@@ -9404,6 +9404,26 @@
     </w:p>
     <w:p>
       <w:pPr>
+        <w:spacing w:after="140" w:line="360" w:lineRule="auto"/>
+        <w:rPr>
+          <w:rFonts w:ascii="Calibri" w:cs="Calibri" w:eastAsia="Calibri" w:hAnsi="Calibri"/>
+          <w:sz w:val="24"/>
+          <w:szCs w:val="24"/>
+        </w:rPr>
+      </w:pPr>
+      <w:fldSimple w:instr="TOC \o &quot;1-2&quot; \h \z \u">
+        <w:r>
+          <w:rPr>
+            <w:rFonts w:ascii="Calibri" w:cs="Calibri" w:eastAsia="Calibri" w:hAnsi="Calibri"/>
+            <w:sz w:val="24"/>
+            <w:szCs w:val="24"/>
+          </w:rPr>
+          <w:t>Índice generado automáticamente. Si aparece este texto, presione F9 o acepte la actualización de campos al abrir el documento.</w:t>
+        </w:r>
+      </w:fldSimple>
+    </w:p>
+    <w:p>
+      <w:pPr>
         <w:spacing w:after="100" w:line="259.20000000000005" w:lineRule="auto"/>
         <w:jc w:val="center"/>
         <w:rPr>
@@ -9534,7 +9554,7 @@
           <w:szCs w:val="24"/>
           <w:rtl w:val="0"/>
         </w:rPr>
-        <w:t xml:space="preserve">El sistema se estructura en tres capas con dependencia estrictamente descendente. La primera convierte el conocimiento del cuidador en un plan por secciones, cifrado y compartible con un cuidador de relevo mediante un acceso temporal y revocable. La segunda deriva de ese plan el perfil de consumo de cada insumo y proyecta la fecha de quiebre de stock antes de que ocurra. La tercera gestiona el pedido, el pago compartido entre familiares y la entrega, y está desacoplada por diseño, de modo que el sistema entrega valor aunque no exista convenio comercial.</w:t>
+        <w:t xml:space="preserve">El sistema se estructura en tres capas con dependencia estrictamente descendente. La primera convierte el conocimiento del cuidador en un plan de cuidado cifrado y compartible con un cuidador de relevo mediante un acceso temporal y revocable, con una ficha de relevo de tres campos como versión mínima obligatoria. La segunda deriva de ese plan el perfil de consumo de cada insumo y proyecta la fecha de quiebre de stock antes de que ocurra. La tercera gestiona el pedido, el pago y la entrega, y está desacoplada por diseño, de modo que el sistema entrega valor aunque no exista convenio comercial.</w:t>
       </w:r>
     </w:p>
     <w:p>
@@ -9554,7 +9574,27 @@
           <w:szCs w:val="24"/>
           <w:rtl w:val="0"/>
         </w:rPr>
-        <w:t xml:space="preserve">El proyecto se desarrolla en dieciocho semanas con una capacidad declarada de 390 horas y un alcance recortado a 373 horas. El diseño está documentado en una arquitectura de línea base con 41 requisitos funcionales trazados a módulos, 24 decisiones de arquitectura fundamentadas y un prototipo navegable de 32 pantallas. Este informe presenta la definición del proyecto, su relación con el perfil de egreso de Ingeniería en Informática, la factibilidad de su ejecución en el marco de la asignatura, los objetivos, la metodología, el plan de trabajo y las evidencias comprometidas.</w:t>
+        <w:t xml:space="preserve">La definición se contrastó con la meta completa del protocolo de validación, diez entrevistas a cuidadoras, realizadas con criterios de validación y refutación fijados por escrito antes de la primera. El relevo, el quiebre de insumos y la disposición a pagar quedaron validados. La hipótesis de que un cuidador completa ocho preguntas en cinco minutos quedó refutada y se activó el plan B ya diseñado, que reduce la versión mínima del plan de cuidado a tres campos. Tres hipótesis quedaron en zona intermedia, y para ese caso el propio protocolo obliga a ampliar la muestra antes de decidir. Con la canasta mensual medida, de mediana $70.000, y una compra al mes, el punto de equilibrio del piloto se recalculó en 84 familias.</w:t>
+      </w:r>
+    </w:p>
+    <w:p>
+      <w:pPr>
+        <w:spacing w:after="140" w:line="360" w:lineRule="auto"/>
+        <w:jc w:val="both"/>
+        <w:rPr>
+          <w:rFonts w:ascii="Calibri" w:cs="Calibri" w:eastAsia="Calibri" w:hAnsi="Calibri"/>
+          <w:sz w:val="24"/>
+          <w:szCs w:val="24"/>
+        </w:rPr>
+      </w:pPr>
+      <w:r>
+        <w:rPr>
+          <w:rFonts w:ascii="Calibri" w:cs="Calibri" w:eastAsia="Calibri" w:hAnsi="Calibri"/>
+          <w:sz w:val="24"/>
+          <w:szCs w:val="24"/>
+          <w:rtl w:val="0"/>
+        </w:rPr>
+        <w:t xml:space="preserve">La construcción ocupa nueve semanas, un sprint 0 de preparación y ocho sprints de una semana, con una capacidad declarada de 270 horas y un alcance recortado a 213. El diseño está documentado en una arquitectura de línea base con 42 requisitos funcionales trazados a módulos, 24 decisiones de arquitectura fundamentadas y un prototipo navegable de 32 pantallas. Este informe presenta la definición del proyecto, los resultados de su validación con cuidadoras, su relación con el perfil de egreso de Ingeniería en Informática, la factibilidad de su ejecución en el marco de la asignatura, los objetivos, la metodología, el plan de trabajo y las evidencias comprometidas.</w:t>
       </w:r>
     </w:p>
     <w:p>
@@ -9662,7 +9702,7 @@
           <w:szCs w:val="24"/>
           <w:rtl w:val="0"/>
         </w:rPr>
-        <w:t xml:space="preserve">The system is structured in three layers with strictly downward dependency. The first turns the caregiver's knowledge into a plan organised in sections, encrypted and shareable with a relief caregiver through temporary and revocable access. The second derives from that plan the consumption profile of each supply item and projects the stock-out date before it occurs. The third manages the order, the payment shared among relatives and the delivery, and is decoupled by design, so that the system delivers value even when no commercial agreement exists.</w:t>
+        <w:t xml:space="preserve">The system is structured in three layers with strictly downward dependency. The first turns the caregiver's knowledge into an encrypted care plan, shareable with a relief caregiver through temporary and revocable access, with a three-field relief sheet as its mandatory minimum version. The second derives from that plan the consumption profile of each supply item and projects the stock-out date before it occurs. The third manages the order, the payment and the delivery, and is decoupled by design, so that the system delivers value even when no commercial agreement exists.</w:t>
       </w:r>
     </w:p>
     <w:p>
@@ -9682,7 +9722,27 @@
           <w:szCs w:val="24"/>
           <w:rtl w:val="0"/>
         </w:rPr>
-        <w:t xml:space="preserve">The project runs over eighteen weeks with a declared capacity of 390 hours and a scope cut to 373 hours. The design is documented in a baseline architecture with 41 functional requirements traced to modules, 24 reasoned architecture decisions and a navigable prototype of 32 screens. This report presents the project definition, its relationship with the graduate profile of Computer Engineering, the feasibility of its execution within the course, the objectives, the methodology, the work plan and the committed evidence.</w:t>
+        <w:t xml:space="preserve">The definition was tested against the full target of the validation protocol, ten interviews with caregivers, carried out with validation and refutation criteria written down before the first one. Relief, supply stock-outs and willingness to pay were validated. The hypothesis that a caregiver completes eight questions in five minutes was refuted, and the plan B already designed was activated, reducing the minimum version of the care plan to three fields. Three hypotheses landed in the intermediate zone, and for that case the protocol itself requires widening the sample before deciding. With the measured monthly basket, median $70,000, and one purchase per month, the pilot's break-even point was recalculated at 84 families.</w:t>
+      </w:r>
+    </w:p>
+    <w:p>
+      <w:pPr>
+        <w:spacing w:after="140" w:line="360" w:lineRule="auto"/>
+        <w:jc w:val="both"/>
+        <w:rPr>
+          <w:rFonts w:ascii="Calibri" w:cs="Calibri" w:eastAsia="Calibri" w:hAnsi="Calibri"/>
+          <w:sz w:val="24"/>
+          <w:szCs w:val="24"/>
+        </w:rPr>
+      </w:pPr>
+      <w:r>
+        <w:rPr>
+          <w:rFonts w:ascii="Calibri" w:cs="Calibri" w:eastAsia="Calibri" w:hAnsi="Calibri"/>
+          <w:sz w:val="24"/>
+          <w:szCs w:val="24"/>
+          <w:rtl w:val="0"/>
+        </w:rPr>
+        <w:t xml:space="preserve">Construction runs over nine weeks, a preparation sprint 0 and eight one-week sprints, with a declared capacity of 270 hours and a scope cut to 213. The design is documented in a baseline architecture with 42 functional requirements traced to modules, 24 reasoned architecture decisions and a navigable prototype of 32 screens. This report presents the project definition, the results of its validation with caregivers, its relationship with the graduate profile of Computer Engineering, the feasibility of its execution within the course, the objectives, the methodology, the work plan and the committed evidence.</w:t>
       </w:r>
     </w:p>
     <w:p>
@@ -9855,7 +9915,7 @@
           <w:szCs w:val="24"/>
           <w:rtl w:val="0"/>
         </w:rPr>
-        <w:t xml:space="preserve">Estas cifras establecen que el problema es grande y está mal cubierto. Lo que no dicen es con qué frecuencia se quiebra el stock de un insumo, cuánto tiempo toma traspasar el cuidado a un relevo ni cuánto está dispuesta a pagar una familia. Esos tres datos son objeto de la investigación con cuidadores comprometida en la Fase 1 y se declaran explícitamente como pendientes.</w:t>
+        <w:t xml:space="preserve">Estas cifras establecen que el problema es grande y está mal cubierto. Lo que no dicen es con qué frecuencia se quiebra el stock de un insumo, cuánto cuesta traspasar el cuidado a un relevo ni cuánto está dispuesta a pagar una familia. Esos tres datos ya no son supuestos del equipo: se midieron en las diez entrevistas con cuidadoras que se presentan al final de esta sección. Seis de diez tuvieron al menos un quiebre en los últimos tres meses, siete de diez tuvieron al menos un relevo y en seis de los nueve relevos relatados algo falló por conocimiento que solo tenía la cuidadora, y seis de diez ya pagan por algún servicio que les facilite el cuidado.</w:t>
       </w:r>
     </w:p>
     <w:p>
@@ -9939,7 +9999,7 @@
           <w:szCs w:val="24"/>
           <w:rtl w:val="0"/>
         </w:rPr>
-        <w:t xml:space="preserve">La capa 1, plan de cuidado, es el núcleo y el activo diferenciador. Convierte lo que sabe el cuidador, rutina, horarios, manejo de situaciones difíciles, preferencias, alimentación, movilidad y red de apoyo, en un documento por secciones. Cada sección se cifra de forma independiente con una clave propia por persona cuidada, y se comparte con un cuidador de relevo mediante un enlace con vencimiento, alcance por sección y registro de auditoría de todo acceso.</w:t>
+        <w:t xml:space="preserve">La capa 1, plan de cuidado, es el núcleo y el activo diferenciador. Convierte lo que sabe el cuidador, rutina, horarios, manejo de situaciones difíciles, preferencias, alimentación, movilidad y red de apoyo, en un documento por secciones. Tras la validación, la versión mínima obligatoria es una ficha de relevo de tres campos, la rutina en una línea, qué hacer si la persona se altera y a quién llamar, y las ocho secciones quedan como ampliación opcional que ningún flujo exige completa. Cada sección se cifra de forma independiente con una clave propia por persona cuidada, y se comparte con un cuidador de relevo mediante un enlace con vencimiento, alcance por sección y registro de auditoría de todo acceso.</w:t>
       </w:r>
     </w:p>
     <w:p>
@@ -9979,7 +10039,7 @@
           <w:szCs w:val="24"/>
           <w:rtl w:val="0"/>
         </w:rPr>
-        <w:t xml:space="preserve">La capa 3, despacho, cubre el catálogo curado, el pedido, el reparto del gasto entre varios familiares mediante autorización diferida y captura por el monto real, la entrega y la liquidación con el comercio. Está desacoplada por diseño, según la decisión ADR-002. Si no existe convenio comercial, la familia exporta su lista de reposición y compra donde quiera, y el sistema sigue entregando su valor central.</w:t>
+        <w:t xml:space="preserve">La capa 3, despacho, cubre el catálogo curado, el pedido, la autorización diferida con captura por el monto real, la entrega y la liquidación con el comercio. Está desacoplada por diseño, según la decisión ADR-002. Si no existe convenio comercial, la familia exporta su lista de reposición y compra donde quiera, y el sistema sigue entregando su valor central. El reparto del gasto entre varios pagadores queda fuera del alcance comprometido del semestre y pasa a la fase 2.</w:t>
       </w:r>
     </w:p>
     <w:p>
@@ -10048,6 +10108,1094 @@
     </w:p>
     <w:p>
       <w:pPr>
+        <w:spacing w:after="60" w:line="360" w:lineRule="auto"/>
+        <w:jc w:val="both"/>
+        <w:rPr>
+          <w:rFonts w:ascii="Calibri" w:cs="Calibri" w:eastAsia="Calibri" w:hAnsi="Calibri"/>
+          <w:b w:val="1"/>
+          <w:bCs w:val="1"/>
+          <w:sz w:val="22"/>
+          <w:szCs w:val="22"/>
+        </w:rPr>
+      </w:pPr>
+      <w:r>
+        <w:rPr>
+          <w:rFonts w:ascii="Calibri" w:cs="Calibri" w:eastAsia="Calibri" w:hAnsi="Calibri"/>
+          <w:b w:val="1"/>
+          <w:bCs w:val="1"/>
+          <w:sz w:val="22"/>
+          <w:szCs w:val="22"/>
+          <w:rtl w:val="0"/>
+        </w:rPr>
+        <w:t xml:space="preserve">Validación del problema con cuidadoras</w:t>
+      </w:r>
+    </w:p>
+    <w:p>
+      <w:pPr>
+        <w:spacing w:after="140" w:line="360" w:lineRule="auto"/>
+        <w:jc w:val="both"/>
+        <w:rPr>
+          <w:rFonts w:ascii="Calibri" w:cs="Calibri" w:eastAsia="Calibri" w:hAnsi="Calibri"/>
+          <w:sz w:val="24"/>
+          <w:szCs w:val="24"/>
+        </w:rPr>
+      </w:pPr>
+      <w:r>
+        <w:rPr>
+          <w:rFonts w:ascii="Calibri" w:cs="Calibri" w:eastAsia="Calibri" w:hAnsi="Calibri"/>
+          <w:sz w:val="24"/>
+          <w:szCs w:val="24"/>
+          <w:rtl w:val="0"/>
+        </w:rPr>
+        <w:t xml:space="preserve">Entre agosto y septiembre de 2026 el equipo ejecutó la meta completa de su protocolo de validación, diez entrevistas, cinco por integrante, siguiendo el anexo C: sin grabación, con consentimiento verbal anotado, con la prueba de conducta sobre el prototipo y con los criterios de validación y refutación de cada hipótesis fijados por escrito antes de la primera entrevista. Las diez entrevistadas son mujeres de entre 38 y 71 años, con entre 3 y 84 meses en la situación de cuidado y una mediana de 36. Siete son cuidadoras principales convivientes, una cuida en la misma propiedad sin convivir, una es familiar que aporta dinero y no cuida, y una es cuidadora remunerada. Dos condiciones de la ejecución se declaran porque pesan sobre la lectura de tres veredictos: la composición por perfiles quedó más cargada a convivientes que lo previsto, y dos entrevistas se aplicaron a distancia, sin cronometrar la prueba del plan de cuidado.</w:t>
+      </w:r>
+    </w:p>
+    <w:p>
+      <w:pPr>
+        <w:spacing w:after="140" w:line="360" w:lineRule="auto"/>
+        <w:jc w:val="both"/>
+        <w:rPr>
+          <w:rFonts w:ascii="Calibri" w:cs="Calibri" w:eastAsia="Calibri" w:hAnsi="Calibri"/>
+          <w:sz w:val="24"/>
+          <w:szCs w:val="24"/>
+        </w:rPr>
+      </w:pPr>
+      <w:r>
+        <w:rPr>
+          <w:rFonts w:ascii="Calibri" w:cs="Calibri" w:eastAsia="Calibri" w:hAnsi="Calibri"/>
+          <w:sz w:val="24"/>
+          <w:szCs w:val="24"/>
+          <w:rtl w:val="0"/>
+        </w:rPr>
+        <w:t xml:space="preserve">La tabla siguiente resume el resultado de cada hipótesis contra el criterio que el protocolo fijó antes de entrevistar, y la consecuencia que ese mismo protocolo comprometía para cada caso.</w:t>
+      </w:r>
+    </w:p>
+    <w:tbl>
+      <w:tblPr>
+        <w:tblStyle w:val="Table13"/>
+        <w:tblW w:w="13005" w:type="dxa"/>
+        <w:jc w:val="left"/>
+        <w:tblBorders>
+          <w:top w:color="000000" w:space="0" w:sz="6" w:val="single"/>
+          <w:left w:color="000000" w:space="0" w:sz="6" w:val="single"/>
+          <w:bottom w:color="000000" w:space="0" w:sz="6" w:val="single"/>
+          <w:right w:color="000000" w:space="0" w:sz="6" w:val="single"/>
+          <w:insideH w:color="000000" w:space="0" w:sz="6" w:val="single"/>
+          <w:insideV w:color="000000" w:space="0" w:sz="6" w:val="single"/>
+        </w:tblBorders>
+        <w:tblLayout w:type="fixed"/>
+        <w:tblLook w:val="0600"/>
+      </w:tblPr>
+      <w:tblGrid>
+        <w:gridCol w:w="2600"/>
+        <w:gridCol w:w="5200"/>
+        <w:gridCol w:w="5205"/>
+      </w:tblGrid>
+      <w:tr>
+        <w:trPr>
+          <w:cantSplit w:val="0"/>
+          <w:trHeight w:val="405" w:hRule="atLeast"/>
+          <w:tblHeader w:val="0"/>
+        </w:trPr>
+        <w:tc>
+          <w:tcPr>
+            <w:tcW w:w="2600" w:type="dxa"/>
+            <w:tcBorders>
+              <w:top w:color="c8cfd6" w:space="0" w:sz="8" w:val="single"/>
+              <w:left w:color="c8cfd6" w:space="0" w:sz="8" w:val="single"/>
+              <w:bottom w:color="000000" w:space="0" w:sz="8" w:val="single"/>
+              <w:right w:color="000000" w:space="0" w:sz="8" w:val="single"/>
+            </w:tcBorders>
+            <w:shd w:fill="edf2f7" w:val="clear"/>
+            <w:tcMar>
+              <w:top w:w="100.0" w:type="dxa"/>
+              <w:left w:w="120.0" w:type="dxa"/>
+              <w:bottom w:w="100.0" w:type="dxa"/>
+              <w:right w:w="120.0" w:type="dxa"/>
+            </w:tcMar>
+            <w:vAlign w:val="top"/>
+          </w:tcPr>
+          <w:p>
+            <w:pPr>
+              <w:spacing w:line="240" w:lineRule="auto"/>
+              <w:rPr>
+                <w:rFonts w:ascii="Calibri" w:cs="Calibri" w:eastAsia="Calibri" w:hAnsi="Calibri"/>
+                <w:b w:val="1"/>
+                <w:bCs w:val="1"/>
+                <w:sz w:val="24"/>
+                <w:szCs w:val="24"/>
+              </w:rPr>
+            </w:pPr>
+            <w:r>
+              <w:rPr>
+                <w:rFonts w:ascii="Calibri" w:cs="Calibri" w:eastAsia="Calibri" w:hAnsi="Calibri"/>
+                <w:b w:val="1"/>
+                <w:bCs w:val="1"/>
+                <w:sz w:val="24"/>
+                <w:szCs w:val="24"/>
+                <w:rtl w:val="0"/>
+              </w:rPr>
+              <w:t xml:space="preserve">Hipótesis</w:t>
+            </w:r>
+          </w:p>
+        </w:tc>
+        <w:tc>
+          <w:tcPr>
+            <w:tcW w:w="5200" w:type="dxa"/>
+            <w:tcBorders>
+              <w:top w:color="c8cfd6" w:space="0" w:sz="8" w:val="single"/>
+              <w:bottom w:color="000000" w:space="0" w:sz="8" w:val="single"/>
+              <w:right w:color="000000" w:space="0" w:sz="8" w:val="single"/>
+            </w:tcBorders>
+            <w:shd w:fill="edf2f7" w:val="clear"/>
+            <w:tcMar>
+              <w:top w:w="100.0" w:type="dxa"/>
+              <w:left w:w="120.0" w:type="dxa"/>
+              <w:bottom w:w="100.0" w:type="dxa"/>
+              <w:right w:w="120.0" w:type="dxa"/>
+            </w:tcMar>
+            <w:vAlign w:val="top"/>
+          </w:tcPr>
+          <w:p>
+            <w:pPr>
+              <w:spacing w:line="240" w:lineRule="auto"/>
+              <w:rPr>
+                <w:rFonts w:ascii="Calibri" w:cs="Calibri" w:eastAsia="Calibri" w:hAnsi="Calibri"/>
+                <w:b w:val="1"/>
+                <w:bCs w:val="1"/>
+                <w:sz w:val="24"/>
+                <w:szCs w:val="24"/>
+              </w:rPr>
+            </w:pPr>
+            <w:r>
+              <w:rPr>
+                <w:rFonts w:ascii="Calibri" w:cs="Calibri" w:eastAsia="Calibri" w:hAnsi="Calibri"/>
+                <w:b w:val="1"/>
+                <w:bCs w:val="1"/>
+                <w:sz w:val="24"/>
+                <w:szCs w:val="24"/>
+                <w:rtl w:val="0"/>
+              </w:rPr>
+              <w:t xml:space="preserve">Resultado en diez entrevistas</w:t>
+            </w:r>
+          </w:p>
+        </w:tc>
+        <w:tc>
+          <w:tcPr>
+            <w:tcW w:w="5205" w:type="dxa"/>
+            <w:tcBorders>
+              <w:top w:color="c8cfd6" w:space="0" w:sz="8" w:val="single"/>
+              <w:bottom w:color="000000" w:space="0" w:sz="8" w:val="single"/>
+              <w:right w:color="c8cfd6" w:space="0" w:sz="8" w:val="single"/>
+            </w:tcBorders>
+            <w:shd w:fill="edf2f7" w:val="clear"/>
+            <w:tcMar>
+              <w:top w:w="100.0" w:type="dxa"/>
+              <w:left w:w="120.0" w:type="dxa"/>
+              <w:bottom w:w="100.0" w:type="dxa"/>
+              <w:right w:w="120.0" w:type="dxa"/>
+            </w:tcMar>
+            <w:vAlign w:val="top"/>
+          </w:tcPr>
+          <w:p>
+            <w:pPr>
+              <w:spacing w:line="240" w:lineRule="auto"/>
+              <w:rPr>
+                <w:rFonts w:ascii="Calibri" w:cs="Calibri" w:eastAsia="Calibri" w:hAnsi="Calibri"/>
+                <w:b w:val="1"/>
+                <w:bCs w:val="1"/>
+                <w:sz w:val="24"/>
+                <w:szCs w:val="24"/>
+              </w:rPr>
+            </w:pPr>
+            <w:r>
+              <w:rPr>
+                <w:rFonts w:ascii="Calibri" w:cs="Calibri" w:eastAsia="Calibri" w:hAnsi="Calibri"/>
+                <w:b w:val="1"/>
+                <w:bCs w:val="1"/>
+                <w:sz w:val="24"/>
+                <w:szCs w:val="24"/>
+                <w:rtl w:val="0"/>
+              </w:rPr>
+              <w:t xml:space="preserve">Veredicto y consecuencia</w:t>
+            </w:r>
+          </w:p>
+        </w:tc>
+      </w:tr>
+      <w:tr>
+        <w:trPr>
+          <w:cantSplit w:val="0"/>
+          <w:trHeight w:val="1065" w:hRule="atLeast"/>
+          <w:tblHeader w:val="0"/>
+        </w:trPr>
+        <w:tc>
+          <w:tcPr>
+            <w:tcW w:w="2600" w:type="dxa"/>
+            <w:tcBorders>
+              <w:left w:color="c8cfd6" w:space="0" w:sz="8" w:val="single"/>
+              <w:bottom w:color="000000" w:space="0" w:sz="8" w:val="single"/>
+              <w:right w:color="000000" w:space="0" w:sz="8" w:val="single"/>
+            </w:tcBorders>
+            <w:tcMar>
+              <w:top w:w="100.0" w:type="dxa"/>
+              <w:left w:w="120.0" w:type="dxa"/>
+              <w:bottom w:w="100.0" w:type="dxa"/>
+              <w:right w:w="120.0" w:type="dxa"/>
+            </w:tcMar>
+            <w:vAlign w:val="top"/>
+          </w:tcPr>
+          <w:p>
+            <w:pPr>
+              <w:spacing w:line="240" w:lineRule="auto"/>
+              <w:rPr>
+                <w:rFonts w:ascii="Calibri" w:cs="Calibri" w:eastAsia="Calibri" w:hAnsi="Calibri"/>
+                <w:sz w:val="24"/>
+                <w:szCs w:val="24"/>
+              </w:rPr>
+            </w:pPr>
+            <w:r>
+              <w:rPr>
+                <w:rFonts w:ascii="Calibri" w:cs="Calibri" w:eastAsia="Calibri" w:hAnsi="Calibri"/>
+                <w:sz w:val="24"/>
+                <w:szCs w:val="24"/>
+                <w:rtl w:val="0"/>
+              </w:rPr>
+              <w:t xml:space="preserve">H1 · Un cuidador dedica cinco minutos a una versión mínima del plan de cuidado</w:t>
+            </w:r>
+          </w:p>
+        </w:tc>
+        <w:tc>
+          <w:tcPr>
+            <w:tcW w:w="5200" w:type="dxa"/>
+            <w:tcBorders>
+              <w:bottom w:color="000000" w:space="0" w:sz="8" w:val="single"/>
+              <w:right w:color="000000" w:space="0" w:sz="8" w:val="single"/>
+            </w:tcBorders>
+            <w:tcMar>
+              <w:top w:w="100.0" w:type="dxa"/>
+              <w:left w:w="120.0" w:type="dxa"/>
+              <w:bottom w:w="100.0" w:type="dxa"/>
+              <w:right w:w="120.0" w:type="dxa"/>
+            </w:tcMar>
+            <w:vAlign w:val="top"/>
+          </w:tcPr>
+          <w:p>
+            <w:pPr>
+              <w:spacing w:line="240" w:lineRule="auto"/>
+              <w:rPr>
+                <w:rFonts w:ascii="Calibri" w:cs="Calibri" w:eastAsia="Calibri" w:hAnsi="Calibri"/>
+                <w:sz w:val="24"/>
+                <w:szCs w:val="24"/>
+              </w:rPr>
+            </w:pPr>
+            <w:r>
+              <w:rPr>
+                <w:rFonts w:ascii="Calibri" w:cs="Calibri" w:eastAsia="Calibri" w:hAnsi="Calibri"/>
+                <w:sz w:val="24"/>
+                <w:szCs w:val="24"/>
+                <w:rtl w:val="0"/>
+              </w:rPr>
+              <w:t xml:space="preserve">Ocho de diez aceptaron responder y seis completaron las tres preguntas. Tiempos cronometrados: 2:45, 3:05, 4:00, 5:00, 5:50 y 6:40. Tres cumplen el umbral de cinco minutos, cuatro si se cuenta la que llegó justo al límite. Una rechazó, una abandonó en la segunda pregunta por el teclado del teléfono y por no tener la información, y dos no se cronometraron. Los dos excesos de tiempo fueron por reflexión y por exhaustividad, no por rechazo.</w:t>
+            </w:r>
+          </w:p>
+        </w:tc>
+        <w:tc>
+          <w:tcPr>
+            <w:tcW w:w="5205" w:type="dxa"/>
+            <w:tcBorders>
+              <w:bottom w:color="000000" w:space="0" w:sz="8" w:val="single"/>
+              <w:right w:color="c8cfd6" w:space="0" w:sz="8" w:val="single"/>
+            </w:tcBorders>
+            <w:tcMar>
+              <w:top w:w="100.0" w:type="dxa"/>
+              <w:left w:w="120.0" w:type="dxa"/>
+              <w:bottom w:w="100.0" w:type="dxa"/>
+              <w:right w:w="120.0" w:type="dxa"/>
+            </w:tcMar>
+            <w:vAlign w:val="top"/>
+          </w:tcPr>
+          <w:p>
+            <w:pPr>
+              <w:spacing w:line="240" w:lineRule="auto"/>
+              <w:rPr>
+                <w:rFonts w:ascii="Calibri" w:cs="Calibri" w:eastAsia="Calibri" w:hAnsi="Calibri"/>
+                <w:sz w:val="24"/>
+                <w:szCs w:val="24"/>
+              </w:rPr>
+            </w:pPr>
+            <w:r>
+              <w:rPr>
+                <w:rFonts w:ascii="Calibri" w:cs="Calibri" w:eastAsia="Calibri" w:hAnsi="Calibri"/>
+                <w:sz w:val="24"/>
+                <w:szCs w:val="24"/>
+                <w:rtl w:val="0"/>
+              </w:rPr>
+              <w:t xml:space="preserve">Refutada: el criterio exigía siete de diez. Se activa el ADR-023, modo ficha de relevo: la versión mínima obligatoria de la capa 1 pasa a ser una ficha de tres campos y el peso del producto se traslada a la capa 2. Las ocho secciones quedan como ampliación opcional, sin cambios en el modelo de datos. Tres entrevistadas pidieron por su cuenta un campo de qué calma a la persona, que es uno de los tres campos de la ficha.</w:t>
+            </w:r>
+          </w:p>
+        </w:tc>
+      </w:tr>
+      <w:tr>
+        <w:trPr>
+          <w:cantSplit w:val="0"/>
+          <w:trHeight w:val="1065" w:hRule="atLeast"/>
+          <w:tblHeader w:val="0"/>
+        </w:trPr>
+        <w:tc>
+          <w:tcPr>
+            <w:tcW w:w="2600" w:type="dxa"/>
+            <w:tcBorders>
+              <w:left w:color="c8cfd6" w:space="0" w:sz="8" w:val="single"/>
+              <w:bottom w:color="000000" w:space="0" w:sz="8" w:val="single"/>
+              <w:right w:color="000000" w:space="0" w:sz="8" w:val="single"/>
+            </w:tcBorders>
+            <w:tcMar>
+              <w:top w:w="100.0" w:type="dxa"/>
+              <w:left w:w="120.0" w:type="dxa"/>
+              <w:bottom w:w="100.0" w:type="dxa"/>
+              <w:right w:w="120.0" w:type="dxa"/>
+            </w:tcMar>
+            <w:vAlign w:val="top"/>
+          </w:tcPr>
+          <w:p>
+            <w:pPr>
+              <w:spacing w:line="240" w:lineRule="auto"/>
+              <w:rPr>
+                <w:rFonts w:ascii="Calibri" w:cs="Calibri" w:eastAsia="Calibri" w:hAnsi="Calibri"/>
+                <w:sz w:val="24"/>
+                <w:szCs w:val="24"/>
+              </w:rPr>
+            </w:pPr>
+            <w:r>
+              <w:rPr>
+                <w:rFonts w:ascii="Calibri" w:cs="Calibri" w:eastAsia="Calibri" w:hAnsi="Calibri"/>
+                <w:sz w:val="24"/>
+                <w:szCs w:val="24"/>
+                <w:rtl w:val="0"/>
+              </w:rPr>
+              <w:t xml:space="preserve">H2 · El problema del relevo es real y frecuente</w:t>
+            </w:r>
+          </w:p>
+        </w:tc>
+        <w:tc>
+          <w:tcPr>
+            <w:tcW w:w="5200" w:type="dxa"/>
+            <w:tcBorders>
+              <w:bottom w:color="000000" w:space="0" w:sz="8" w:val="single"/>
+              <w:right w:color="000000" w:space="0" w:sz="8" w:val="single"/>
+            </w:tcBorders>
+            <w:tcMar>
+              <w:top w:w="100.0" w:type="dxa"/>
+              <w:left w:w="120.0" w:type="dxa"/>
+              <w:bottom w:w="100.0" w:type="dxa"/>
+              <w:right w:w="120.0" w:type="dxa"/>
+            </w:tcMar>
+            <w:vAlign w:val="top"/>
+          </w:tcPr>
+          <w:p>
+            <w:pPr>
+              <w:spacing w:line="240" w:lineRule="auto"/>
+              <w:rPr>
+                <w:rFonts w:ascii="Calibri" w:cs="Calibri" w:eastAsia="Calibri" w:hAnsi="Calibri"/>
+                <w:sz w:val="24"/>
+                <w:szCs w:val="24"/>
+              </w:rPr>
+            </w:pPr>
+            <w:r>
+              <w:rPr>
+                <w:rFonts w:ascii="Calibri" w:cs="Calibri" w:eastAsia="Calibri" w:hAnsi="Calibri"/>
+                <w:sz w:val="24"/>
+                <w:szCs w:val="24"/>
+                <w:rtl w:val="0"/>
+              </w:rPr>
+              <w:t xml:space="preserve">Siete de diez tuvieron al menos un relevo en los últimos tres meses y nueve de diez dejaron de salir por falta de relevo o por el costo de explicar. De los nueve relevos relatados con detalle, seis fallaron en algo que la cuidadora sabía y no traspasó: remedios a otra hora, un jugo que no podía tomar, una desorientación de la tarde que nadie avisó. La cuidadora remunerada tardó dos meses en aprender lo que nadie le entregó por escrito.</w:t>
+            </w:r>
+          </w:p>
+        </w:tc>
+        <w:tc>
+          <w:tcPr>
+            <w:tcW w:w="5205" w:type="dxa"/>
+            <w:tcBorders>
+              <w:bottom w:color="000000" w:space="0" w:sz="8" w:val="single"/>
+              <w:right w:color="c8cfd6" w:space="0" w:sz="8" w:val="single"/>
+            </w:tcBorders>
+            <w:tcMar>
+              <w:top w:w="100.0" w:type="dxa"/>
+              <w:left w:w="120.0" w:type="dxa"/>
+              <w:bottom w:w="100.0" w:type="dxa"/>
+              <w:right w:w="120.0" w:type="dxa"/>
+            </w:tcMar>
+            <w:vAlign w:val="top"/>
+          </w:tcPr>
+          <w:p>
+            <w:pPr>
+              <w:spacing w:line="240" w:lineRule="auto"/>
+              <w:rPr>
+                <w:rFonts w:ascii="Calibri" w:cs="Calibri" w:eastAsia="Calibri" w:hAnsi="Calibri"/>
+                <w:sz w:val="24"/>
+                <w:szCs w:val="24"/>
+              </w:rPr>
+            </w:pPr>
+            <w:r>
+              <w:rPr>
+                <w:rFonts w:ascii="Calibri" w:cs="Calibri" w:eastAsia="Calibri" w:hAnsi="Calibri"/>
+                <w:sz w:val="24"/>
+                <w:szCs w:val="24"/>
+                <w:rtl w:val="0"/>
+              </w:rPr>
+              <w:t xml:space="preserve">Validada, y con margen. El plan de cuidado se mantiene como herramienta de relevo. La evidencia más fuerte del piloto vino de quien recibe la información, no de quien la entrega.</w:t>
+            </w:r>
+          </w:p>
+        </w:tc>
+      </w:tr>
+      <w:tr>
+        <w:trPr>
+          <w:cantSplit w:val="0"/>
+          <w:trHeight w:val="1065" w:hRule="atLeast"/>
+          <w:tblHeader w:val="0"/>
+        </w:trPr>
+        <w:tc>
+          <w:tcPr>
+            <w:tcW w:w="2600" w:type="dxa"/>
+            <w:tcBorders>
+              <w:left w:color="c8cfd6" w:space="0" w:sz="8" w:val="single"/>
+              <w:bottom w:color="000000" w:space="0" w:sz="8" w:val="single"/>
+              <w:right w:color="000000" w:space="0" w:sz="8" w:val="single"/>
+            </w:tcBorders>
+            <w:tcMar>
+              <w:top w:w="100.0" w:type="dxa"/>
+              <w:left w:w="120.0" w:type="dxa"/>
+              <w:bottom w:w="100.0" w:type="dxa"/>
+              <w:right w:w="120.0" w:type="dxa"/>
+            </w:tcMar>
+            <w:vAlign w:val="top"/>
+          </w:tcPr>
+          <w:p>
+            <w:pPr>
+              <w:spacing w:line="240" w:lineRule="auto"/>
+              <w:rPr>
+                <w:rFonts w:ascii="Calibri" w:cs="Calibri" w:eastAsia="Calibri" w:hAnsi="Calibri"/>
+                <w:sz w:val="24"/>
+                <w:szCs w:val="24"/>
+              </w:rPr>
+            </w:pPr>
+            <w:r>
+              <w:rPr>
+                <w:rFonts w:ascii="Calibri" w:cs="Calibri" w:eastAsia="Calibri" w:hAnsi="Calibri"/>
+                <w:sz w:val="24"/>
+                <w:szCs w:val="24"/>
+                <w:rtl w:val="0"/>
+              </w:rPr>
+              <w:t xml:space="preserve">H3 · El quiebre de insumos ocurre y tiene un costo real</w:t>
+            </w:r>
+          </w:p>
+        </w:tc>
+        <w:tc>
+          <w:tcPr>
+            <w:tcW w:w="5200" w:type="dxa"/>
+            <w:tcBorders>
+              <w:bottom w:color="000000" w:space="0" w:sz="8" w:val="single"/>
+              <w:right w:color="000000" w:space="0" w:sz="8" w:val="single"/>
+            </w:tcBorders>
+            <w:tcMar>
+              <w:top w:w="100.0" w:type="dxa"/>
+              <w:left w:w="120.0" w:type="dxa"/>
+              <w:bottom w:w="100.0" w:type="dxa"/>
+              <w:right w:w="120.0" w:type="dxa"/>
+            </w:tcMar>
+            <w:vAlign w:val="top"/>
+          </w:tcPr>
+          <w:p>
+            <w:pPr>
+              <w:spacing w:line="240" w:lineRule="auto"/>
+              <w:rPr>
+                <w:rFonts w:ascii="Calibri" w:cs="Calibri" w:eastAsia="Calibri" w:hAnsi="Calibri"/>
+                <w:sz w:val="24"/>
+                <w:szCs w:val="24"/>
+              </w:rPr>
+            </w:pPr>
+            <w:r>
+              <w:rPr>
+                <w:rFonts w:ascii="Calibri" w:cs="Calibri" w:eastAsia="Calibri" w:hAnsi="Calibri"/>
+                <w:sz w:val="24"/>
+                <w:szCs w:val="24"/>
+                <w:rtl w:val="0"/>
+              </w:rPr>
+              <w:t xml:space="preserve">Seis de diez reportaron al menos un quiebre en tres meses, con costos de una a dos horas y hasta el doble del precio habitual. Dos de esos seis fueron quiebres que la predicción no evita, un desabastecimiento de farmacia y una receta vencida. De las cuatro que no reportan quiebre, dos lo evitan con sobrestock o con vigilancia mental permanente. Cuatro llevan una cuenta propia, desde un cuaderno con umbral de compra hasta una planilla.</w:t>
+            </w:r>
+          </w:p>
+        </w:tc>
+        <w:tc>
+          <w:tcPr>
+            <w:tcW w:w="5205" w:type="dxa"/>
+            <w:tcBorders>
+              <w:bottom w:color="000000" w:space="0" w:sz="8" w:val="single"/>
+              <w:right w:color="c8cfd6" w:space="0" w:sz="8" w:val="single"/>
+            </w:tcBorders>
+            <w:tcMar>
+              <w:top w:w="100.0" w:type="dxa"/>
+              <w:left w:w="120.0" w:type="dxa"/>
+              <w:bottom w:w="100.0" w:type="dxa"/>
+              <w:right w:w="120.0" w:type="dxa"/>
+            </w:tcMar>
+            <w:vAlign w:val="top"/>
+          </w:tcPr>
+          <w:p>
+            <w:pPr>
+              <w:spacing w:line="240" w:lineRule="auto"/>
+              <w:rPr>
+                <w:rFonts w:ascii="Calibri" w:cs="Calibri" w:eastAsia="Calibri" w:hAnsi="Calibri"/>
+                <w:sz w:val="24"/>
+                <w:szCs w:val="24"/>
+              </w:rPr>
+            </w:pPr>
+            <w:r>
+              <w:rPr>
+                <w:rFonts w:ascii="Calibri" w:cs="Calibri" w:eastAsia="Calibri" w:hAnsi="Calibri"/>
+                <w:sz w:val="24"/>
+                <w:szCs w:val="24"/>
+                <w:rtl w:val="0"/>
+              </w:rPr>
+              <w:t xml:space="preserve">Validada en el límite: el criterio exigía seis. La capa 2 se mantiene, y su valor se reformula como descarga cognitiva del aviso anticipado y no solo como prevención de la urgencia. Los quiebres reportados definen el catálogo semilla del sprint 6.</w:t>
+            </w:r>
+          </w:p>
+        </w:tc>
+      </w:tr>
+      <w:tr>
+        <w:trPr>
+          <w:cantSplit w:val="0"/>
+          <w:trHeight w:val="1065" w:hRule="atLeast"/>
+          <w:tblHeader w:val="0"/>
+        </w:trPr>
+        <w:tc>
+          <w:tcPr>
+            <w:tcW w:w="2600" w:type="dxa"/>
+            <w:tcBorders>
+              <w:left w:color="c8cfd6" w:space="0" w:sz="8" w:val="single"/>
+              <w:bottom w:color="000000" w:space="0" w:sz="8" w:val="single"/>
+              <w:right w:color="000000" w:space="0" w:sz="8" w:val="single"/>
+            </w:tcBorders>
+            <w:tcMar>
+              <w:top w:w="100.0" w:type="dxa"/>
+              <w:left w:w="120.0" w:type="dxa"/>
+              <w:bottom w:w="100.0" w:type="dxa"/>
+              <w:right w:w="120.0" w:type="dxa"/>
+            </w:tcMar>
+            <w:vAlign w:val="top"/>
+          </w:tcPr>
+          <w:p>
+            <w:pPr>
+              <w:spacing w:line="240" w:lineRule="auto"/>
+              <w:rPr>
+                <w:rFonts w:ascii="Calibri" w:cs="Calibri" w:eastAsia="Calibri" w:hAnsi="Calibri"/>
+                <w:sz w:val="24"/>
+                <w:szCs w:val="24"/>
+              </w:rPr>
+            </w:pPr>
+            <w:r>
+              <w:rPr>
+                <w:rFonts w:ascii="Calibri" w:cs="Calibri" w:eastAsia="Calibri" w:hAnsi="Calibri"/>
+                <w:sz w:val="24"/>
+                <w:szCs w:val="24"/>
+                <w:rtl w:val="0"/>
+              </w:rPr>
+              <w:t xml:space="preserve">H4 · Existe disposición a pagar $5.990 mensuales</w:t>
+            </w:r>
+          </w:p>
+        </w:tc>
+        <w:tc>
+          <w:tcPr>
+            <w:tcW w:w="5200" w:type="dxa"/>
+            <w:tcBorders>
+              <w:bottom w:color="000000" w:space="0" w:sz="8" w:val="single"/>
+              <w:right w:color="000000" w:space="0" w:sz="8" w:val="single"/>
+            </w:tcBorders>
+            <w:tcMar>
+              <w:top w:w="100.0" w:type="dxa"/>
+              <w:left w:w="120.0" w:type="dxa"/>
+              <w:bottom w:w="100.0" w:type="dxa"/>
+              <w:right w:w="120.0" w:type="dxa"/>
+            </w:tcMar>
+            <w:vAlign w:val="top"/>
+          </w:tcPr>
+          <w:p>
+            <w:pPr>
+              <w:spacing w:line="240" w:lineRule="auto"/>
+              <w:rPr>
+                <w:rFonts w:ascii="Calibri" w:cs="Calibri" w:eastAsia="Calibri" w:hAnsi="Calibri"/>
+                <w:sz w:val="24"/>
+                <w:szCs w:val="24"/>
+              </w:rPr>
+            </w:pPr>
+            <w:r>
+              <w:rPr>
+                <w:rFonts w:ascii="Calibri" w:cs="Calibri" w:eastAsia="Calibri" w:hAnsi="Calibri"/>
+                <w:sz w:val="24"/>
+                <w:szCs w:val="24"/>
+                <w:rtl w:val="0"/>
+              </w:rPr>
+              <w:t xml:space="preserve">Seis de diez ya pagan por algo del cuidado, desde $1.900 mensuales por un despacho hasta $400.000 por una cuidadora. Ocho dijeron que sí a $5.990, cuatro de ellas con la condición de que resuelva los insumos. A $9.990 dijo que sí solo la familiar aportante.</w:t>
+            </w:r>
+          </w:p>
+        </w:tc>
+        <w:tc>
+          <w:tcPr>
+            <w:tcW w:w="5205" w:type="dxa"/>
+            <w:tcBorders>
+              <w:bottom w:color="000000" w:space="0" w:sz="8" w:val="single"/>
+              <w:right w:color="c8cfd6" w:space="0" w:sz="8" w:val="single"/>
+            </w:tcBorders>
+            <w:tcMar>
+              <w:top w:w="100.0" w:type="dxa"/>
+              <w:left w:w="120.0" w:type="dxa"/>
+              <w:bottom w:w="100.0" w:type="dxa"/>
+              <w:right w:w="120.0" w:type="dxa"/>
+            </w:tcMar>
+            <w:vAlign w:val="top"/>
+          </w:tcPr>
+          <w:p>
+            <w:pPr>
+              <w:spacing w:line="240" w:lineRule="auto"/>
+              <w:rPr>
+                <w:rFonts w:ascii="Calibri" w:cs="Calibri" w:eastAsia="Calibri" w:hAnsi="Calibri"/>
+                <w:sz w:val="24"/>
+                <w:szCs w:val="24"/>
+              </w:rPr>
+            </w:pPr>
+            <w:r>
+              <w:rPr>
+                <w:rFonts w:ascii="Calibri" w:cs="Calibri" w:eastAsia="Calibri" w:hAnsi="Calibri"/>
+                <w:sz w:val="24"/>
+                <w:szCs w:val="24"/>
+                <w:rtl w:val="0"/>
+              </w:rPr>
+              <w:t xml:space="preserve">Validada. El precio se sostiene sobre las capas 1 y 2 juntas, no sobre el plan de cuidado solo.</w:t>
+            </w:r>
+          </w:p>
+        </w:tc>
+      </w:tr>
+      <w:tr>
+        <w:trPr>
+          <w:cantSplit w:val="0"/>
+          <w:trHeight w:val="1065" w:hRule="atLeast"/>
+          <w:tblHeader w:val="0"/>
+        </w:trPr>
+        <w:tc>
+          <w:tcPr>
+            <w:tcW w:w="2600" w:type="dxa"/>
+            <w:tcBorders>
+              <w:left w:color="c8cfd6" w:space="0" w:sz="8" w:val="single"/>
+              <w:bottom w:color="000000" w:space="0" w:sz="8" w:val="single"/>
+              <w:right w:color="000000" w:space="0" w:sz="8" w:val="single"/>
+            </w:tcBorders>
+            <w:tcMar>
+              <w:top w:w="100.0" w:type="dxa"/>
+              <w:left w:w="120.0" w:type="dxa"/>
+              <w:bottom w:w="100.0" w:type="dxa"/>
+              <w:right w:w="120.0" w:type="dxa"/>
+            </w:tcMar>
+            <w:vAlign w:val="top"/>
+          </w:tcPr>
+          <w:p>
+            <w:pPr>
+              <w:spacing w:line="240" w:lineRule="auto"/>
+              <w:rPr>
+                <w:rFonts w:ascii="Calibri" w:cs="Calibri" w:eastAsia="Calibri" w:hAnsi="Calibri"/>
+                <w:sz w:val="24"/>
+                <w:szCs w:val="24"/>
+              </w:rPr>
+            </w:pPr>
+            <w:r>
+              <w:rPr>
+                <w:rFonts w:ascii="Calibri" w:cs="Calibri" w:eastAsia="Calibri" w:hAnsi="Calibri"/>
+                <w:sz w:val="24"/>
+                <w:szCs w:val="24"/>
+                <w:rtl w:val="0"/>
+              </w:rPr>
+              <w:t xml:space="preserve">H5 · El gasto se reparte entre familiares y genera fricción</w:t>
+            </w:r>
+          </w:p>
+        </w:tc>
+        <w:tc>
+          <w:tcPr>
+            <w:tcW w:w="5200" w:type="dxa"/>
+            <w:tcBorders>
+              <w:bottom w:color="000000" w:space="0" w:sz="8" w:val="single"/>
+              <w:right w:color="000000" w:space="0" w:sz="8" w:val="single"/>
+            </w:tcBorders>
+            <w:tcMar>
+              <w:top w:w="100.0" w:type="dxa"/>
+              <w:left w:w="120.0" w:type="dxa"/>
+              <w:bottom w:w="100.0" w:type="dxa"/>
+              <w:right w:w="120.0" w:type="dxa"/>
+            </w:tcMar>
+            <w:vAlign w:val="top"/>
+          </w:tcPr>
+          <w:p>
+            <w:pPr>
+              <w:spacing w:line="240" w:lineRule="auto"/>
+              <w:rPr>
+                <w:rFonts w:ascii="Calibri" w:cs="Calibri" w:eastAsia="Calibri" w:hAnsi="Calibri"/>
+                <w:sz w:val="24"/>
+                <w:szCs w:val="24"/>
+              </w:rPr>
+            </w:pPr>
+            <w:r>
+              <w:rPr>
+                <w:rFonts w:ascii="Calibri" w:cs="Calibri" w:eastAsia="Calibri" w:hAnsi="Calibri"/>
+                <w:sz w:val="24"/>
+                <w:szCs w:val="24"/>
+                <w:rtl w:val="0"/>
+              </w:rPr>
+              <w:t xml:space="preserve">Cuatro de diez reparten el gasto con otro familiar, dos con fricción explícita y dos con fricción no verbalizada. En las otras seis la cuidadora absorbe el gasto sola, y tres de ellas declaran que compran más de lo que cobran.</w:t>
+            </w:r>
+          </w:p>
+        </w:tc>
+        <w:tc>
+          <w:tcPr>
+            <w:tcW w:w="5205" w:type="dxa"/>
+            <w:tcBorders>
+              <w:bottom w:color="000000" w:space="0" w:sz="8" w:val="single"/>
+              <w:right w:color="c8cfd6" w:space="0" w:sz="8" w:val="single"/>
+            </w:tcBorders>
+            <w:tcMar>
+              <w:top w:w="100.0" w:type="dxa"/>
+              <w:left w:w="120.0" w:type="dxa"/>
+              <w:bottom w:w="100.0" w:type="dxa"/>
+              <w:right w:w="120.0" w:type="dxa"/>
+            </w:tcMar>
+            <w:vAlign w:val="top"/>
+          </w:tcPr>
+          <w:p>
+            <w:pPr>
+              <w:spacing w:line="240" w:lineRule="auto"/>
+              <w:rPr>
+                <w:rFonts w:ascii="Calibri" w:cs="Calibri" w:eastAsia="Calibri" w:hAnsi="Calibri"/>
+                <w:sz w:val="24"/>
+                <w:szCs w:val="24"/>
+              </w:rPr>
+            </w:pPr>
+            <w:r>
+              <w:rPr>
+                <w:rFonts w:ascii="Calibri" w:cs="Calibri" w:eastAsia="Calibri" w:hAnsi="Calibri"/>
+                <w:sz w:val="24"/>
+                <w:szCs w:val="24"/>
+                <w:rtl w:val="0"/>
+              </w:rPr>
+              <w:t xml:space="preserve">Zona intermedia: el criterio exigía cinco para validar y tres para refutar. El protocolo obliga a cuatro entrevistas más antes de decidir, no a interpretar a favor. El reparto multi-pagador sale del alcance comprometido del semestre y pasa a la fase 2, de modo que el resultado de esa ampliación orienta la hoja de ruta y ya no condiciona la construcción.</w:t>
+            </w:r>
+          </w:p>
+        </w:tc>
+      </w:tr>
+      <w:tr>
+        <w:trPr>
+          <w:cantSplit w:val="0"/>
+          <w:trHeight w:val="1065" w:hRule="atLeast"/>
+          <w:tblHeader w:val="0"/>
+        </w:trPr>
+        <w:tc>
+          <w:tcPr>
+            <w:tcW w:w="2600" w:type="dxa"/>
+            <w:tcBorders>
+              <w:left w:color="c8cfd6" w:space="0" w:sz="8" w:val="single"/>
+              <w:bottom w:color="000000" w:space="0" w:sz="8" w:val="single"/>
+              <w:right w:color="000000" w:space="0" w:sz="8" w:val="single"/>
+            </w:tcBorders>
+            <w:tcMar>
+              <w:top w:w="100.0" w:type="dxa"/>
+              <w:left w:w="120.0" w:type="dxa"/>
+              <w:bottom w:w="100.0" w:type="dxa"/>
+              <w:right w:w="120.0" w:type="dxa"/>
+            </w:tcMar>
+            <w:vAlign w:val="top"/>
+          </w:tcPr>
+          <w:p>
+            <w:pPr>
+              <w:spacing w:line="240" w:lineRule="auto"/>
+              <w:rPr>
+                <w:rFonts w:ascii="Calibri" w:cs="Calibri" w:eastAsia="Calibri" w:hAnsi="Calibri"/>
+                <w:sz w:val="24"/>
+                <w:szCs w:val="24"/>
+              </w:rPr>
+            </w:pPr>
+            <w:r>
+              <w:rPr>
+                <w:rFonts w:ascii="Calibri" w:cs="Calibri" w:eastAsia="Calibri" w:hAnsi="Calibri"/>
+                <w:sz w:val="24"/>
+                <w:szCs w:val="24"/>
+                <w:rtl w:val="0"/>
+              </w:rPr>
+              <w:t xml:space="preserve">H6 · Quien pagaría no es necesariamente quien cuida</w:t>
+            </w:r>
+          </w:p>
+        </w:tc>
+        <w:tc>
+          <w:tcPr>
+            <w:tcW w:w="5200" w:type="dxa"/>
+            <w:tcBorders>
+              <w:bottom w:color="000000" w:space="0" w:sz="8" w:val="single"/>
+              <w:right w:color="000000" w:space="0" w:sz="8" w:val="single"/>
+            </w:tcBorders>
+            <w:tcMar>
+              <w:top w:w="100.0" w:type="dxa"/>
+              <w:left w:w="120.0" w:type="dxa"/>
+              <w:bottom w:w="100.0" w:type="dxa"/>
+              <w:right w:w="120.0" w:type="dxa"/>
+            </w:tcMar>
+            <w:vAlign w:val="top"/>
+          </w:tcPr>
+          <w:p>
+            <w:pPr>
+              <w:spacing w:line="240" w:lineRule="auto"/>
+              <w:rPr>
+                <w:rFonts w:ascii="Calibri" w:cs="Calibri" w:eastAsia="Calibri" w:hAnsi="Calibri"/>
+                <w:sz w:val="24"/>
+                <w:szCs w:val="24"/>
+              </w:rPr>
+            </w:pPr>
+            <w:r>
+              <w:rPr>
+                <w:rFonts w:ascii="Calibri" w:cs="Calibri" w:eastAsia="Calibri" w:hAnsi="Calibri"/>
+                <w:sz w:val="24"/>
+                <w:szCs w:val="24"/>
+                <w:rtl w:val="0"/>
+              </w:rPr>
+              <w:t xml:space="preserve">Ocho de diez respondieron que lo pagaría la propia cuidadora, y solo una de ellas dijo que no podría. Los dos casos de pagador distinto, los hijos que contratan a la cuidadora remunerada y la hermana aportante, tienen un techo de precio más alto, y una de ellas declara que pagaría sin usar la aplicación.</w:t>
+            </w:r>
+          </w:p>
+        </w:tc>
+        <w:tc>
+          <w:tcPr>
+            <w:tcW w:w="5205" w:type="dxa"/>
+            <w:tcBorders>
+              <w:bottom w:color="000000" w:space="0" w:sz="8" w:val="single"/>
+              <w:right w:color="c8cfd6" w:space="0" w:sz="8" w:val="single"/>
+            </w:tcBorders>
+            <w:tcMar>
+              <w:top w:w="100.0" w:type="dxa"/>
+              <w:left w:w="120.0" w:type="dxa"/>
+              <w:bottom w:w="100.0" w:type="dxa"/>
+              <w:right w:w="120.0" w:type="dxa"/>
+            </w:tcMar>
+            <w:vAlign w:val="top"/>
+          </w:tcPr>
+          <w:p>
+            <w:pPr>
+              <w:spacing w:line="240" w:lineRule="auto"/>
+              <w:rPr>
+                <w:rFonts w:ascii="Calibri" w:cs="Calibri" w:eastAsia="Calibri" w:hAnsi="Calibri"/>
+                <w:sz w:val="24"/>
+                <w:szCs w:val="24"/>
+              </w:rPr>
+            </w:pPr>
+            <w:r>
+              <w:rPr>
+                <w:rFonts w:ascii="Calibri" w:cs="Calibri" w:eastAsia="Calibri" w:hAnsi="Calibri"/>
+                <w:sz w:val="24"/>
+                <w:szCs w:val="24"/>
+                <w:rtl w:val="0"/>
+              </w:rPr>
+              <w:t xml:space="preserve">Zona intermedia, con tendencia en contra. El destinatario comercial del piloto es la cuidadora principal, a $5.990. El flujo de alta se diseña para que quien paga, quien completa el plan y quien lo usa puedan ser tres personas distintas.</w:t>
+            </w:r>
+          </w:p>
+        </w:tc>
+      </w:tr>
+      <w:tr>
+        <w:trPr>
+          <w:cantSplit w:val="0"/>
+          <w:trHeight w:val="1065" w:hRule="atLeast"/>
+          <w:tblHeader w:val="0"/>
+        </w:trPr>
+        <w:tc>
+          <w:tcPr>
+            <w:tcW w:w="2600" w:type="dxa"/>
+            <w:tcBorders>
+              <w:left w:color="c8cfd6" w:space="0" w:sz="8" w:val="single"/>
+              <w:bottom w:color="000000" w:space="0" w:sz="8" w:val="single"/>
+              <w:right w:color="000000" w:space="0" w:sz="8" w:val="single"/>
+            </w:tcBorders>
+            <w:tcMar>
+              <w:top w:w="100.0" w:type="dxa"/>
+              <w:left w:w="120.0" w:type="dxa"/>
+              <w:bottom w:w="100.0" w:type="dxa"/>
+              <w:right w:w="120.0" w:type="dxa"/>
+            </w:tcMar>
+            <w:vAlign w:val="top"/>
+          </w:tcPr>
+          <w:p>
+            <w:pPr>
+              <w:spacing w:line="240" w:lineRule="auto"/>
+              <w:rPr>
+                <w:rFonts w:ascii="Calibri" w:cs="Calibri" w:eastAsia="Calibri" w:hAnsi="Calibri"/>
+                <w:sz w:val="24"/>
+                <w:szCs w:val="24"/>
+              </w:rPr>
+            </w:pPr>
+            <w:r>
+              <w:rPr>
+                <w:rFonts w:ascii="Calibri" w:cs="Calibri" w:eastAsia="Calibri" w:hAnsi="Calibri"/>
+                <w:sz w:val="24"/>
+                <w:szCs w:val="24"/>
+                <w:rtl w:val="0"/>
+              </w:rPr>
+              <w:t xml:space="preserve">H7 · Estas familias son alcanzables por un canal concentrado</w:t>
+            </w:r>
+          </w:p>
+        </w:tc>
+        <w:tc>
+          <w:tcPr>
+            <w:tcW w:w="5200" w:type="dxa"/>
+            <w:tcBorders>
+              <w:bottom w:color="000000" w:space="0" w:sz="8" w:val="single"/>
+              <w:right w:color="000000" w:space="0" w:sz="8" w:val="single"/>
+            </w:tcBorders>
+            <w:tcMar>
+              <w:top w:w="100.0" w:type="dxa"/>
+              <w:left w:w="120.0" w:type="dxa"/>
+              <w:bottom w:w="100.0" w:type="dxa"/>
+              <w:right w:w="120.0" w:type="dxa"/>
+            </w:tcMar>
+            <w:vAlign w:val="top"/>
+          </w:tcPr>
+          <w:p>
+            <w:pPr>
+              <w:spacing w:line="240" w:lineRule="auto"/>
+              <w:rPr>
+                <w:rFonts w:ascii="Calibri" w:cs="Calibri" w:eastAsia="Calibri" w:hAnsi="Calibri"/>
+                <w:sz w:val="24"/>
+                <w:szCs w:val="24"/>
+              </w:rPr>
+            </w:pPr>
+            <w:r>
+              <w:rPr>
+                <w:rFonts w:ascii="Calibri" w:cs="Calibri" w:eastAsia="Calibri" w:hAnsi="Calibri"/>
+                <w:sz w:val="24"/>
+                <w:szCs w:val="24"/>
+                <w:rtl w:val="0"/>
+              </w:rPr>
+              <w:t xml:space="preserve">Cuatro de diez están en un padrón público, consultorio, hospital o programa de dependencia severa, y dos más no sabían que el beneficio existe. Las diez fueron reclutadas por la red del equipo. Una entrevistada ofreció acceso al grupo de familiares que armó una enfermera de policlínico.</w:t>
+            </w:r>
+          </w:p>
+        </w:tc>
+        <w:tc>
+          <w:tcPr>
+            <w:tcW w:w="5205" w:type="dxa"/>
+            <w:tcBorders>
+              <w:bottom w:color="000000" w:space="0" w:sz="8" w:val="single"/>
+              <w:right w:color="c8cfd6" w:space="0" w:sz="8" w:val="single"/>
+            </w:tcBorders>
+            <w:tcMar>
+              <w:top w:w="100.0" w:type="dxa"/>
+              <w:left w:w="120.0" w:type="dxa"/>
+              <w:bottom w:w="100.0" w:type="dxa"/>
+              <w:right w:w="120.0" w:type="dxa"/>
+            </w:tcMar>
+            <w:vAlign w:val="top"/>
+          </w:tcPr>
+          <w:p>
+            <w:pPr>
+              <w:spacing w:line="240" w:lineRule="auto"/>
+              <w:rPr>
+                <w:rFonts w:ascii="Calibri" w:cs="Calibri" w:eastAsia="Calibri" w:hAnsi="Calibri"/>
+                <w:sz w:val="24"/>
+                <w:szCs w:val="24"/>
+              </w:rPr>
+            </w:pPr>
+            <w:r>
+              <w:rPr>
+                <w:rFonts w:ascii="Calibri" w:cs="Calibri" w:eastAsia="Calibri" w:hAnsi="Calibri"/>
+                <w:sz w:val="24"/>
+                <w:szCs w:val="24"/>
+                <w:rtl w:val="0"/>
+              </w:rPr>
+              <w:t xml:space="preserve">Zona intermedia. Las cuatro entrevistas adicionales se reclutan solo por canal concentrado, lo que prueba H7 por conducta y no por declaración. La comuna del piloto se elige por la existencia de un socio institucional.</w:t>
+            </w:r>
+          </w:p>
+        </w:tc>
+      </w:tr>
+    </w:tbl>
+    <w:p>
+      <w:pPr>
+        <w:spacing w:after="140" w:line="360" w:lineRule="auto"/>
+        <w:jc w:val="both"/>
+        <w:rPr>
+          <w:rFonts w:ascii="Calibri" w:cs="Calibri" w:eastAsia="Calibri" w:hAnsi="Calibri"/>
+          <w:sz w:val="24"/>
+          <w:szCs w:val="24"/>
+        </w:rPr>
+      </w:pPr>
+      <w:r>
+        <w:rPr>
+          <w:rFonts w:ascii="Calibri" w:cs="Calibri" w:eastAsia="Calibri" w:hAnsi="Calibri"/>
+          <w:sz w:val="24"/>
+          <w:szCs w:val="24"/>
+          <w:rtl w:val="0"/>
+        </w:rPr>
+        <w:t xml:space="preserve">Las tres mediciones que la sección 16 de la arquitectura declaraba como supuestos del equipo se reemplazaron por evidencia. La canasta mensual de insumos, sobre las nueve entrevistadas que la conocen, tiene una mediana de $70.000 y un rango de $0 a $300.000, con tres valores medidos sobre planilla o cuaderno con boletas, $43.500, $58.000 y $92.000, y el resto estimados durante la entrevista. La mediana queda dentro del rango supuesto de $50.000 a $70.000, pero el rango real es mucho más ancho, porque la canasta no la determina la necesidad sino la capacidad de pago de la familia. Las salidas a comprar tienen mediana de una al mes, bajo el supuesto de 1,5. Y el gasto ya desembolsado en servicios de cuidado, que no tenía valor supuesto, resultó ser la medición más contundente: seis de diez pagan hoy por algo, cinco de forma recurrente.</w:t>
+      </w:r>
+    </w:p>
+    <w:p>
+      <w:pPr>
+        <w:spacing w:after="140" w:line="360" w:lineRule="auto"/>
+        <w:jc w:val="both"/>
+        <w:rPr>
+          <w:rFonts w:ascii="Calibri" w:cs="Calibri" w:eastAsia="Calibri" w:hAnsi="Calibri"/>
+          <w:sz w:val="24"/>
+          <w:szCs w:val="24"/>
+        </w:rPr>
+      </w:pPr>
+      <w:r>
+        <w:rPr>
+          <w:rFonts w:ascii="Calibri" w:cs="Calibri" w:eastAsia="Calibri" w:hAnsi="Calibri"/>
+          <w:sz w:val="24"/>
+          <w:szCs w:val="24"/>
+          <w:rtl w:val="0"/>
+        </w:rPr>
+        <w:t xml:space="preserve">Con esos valores el punto de equilibrio se recalculó y se publica sea cual sea, como comprometía el protocolo. Sobre 200 familias, con una canasta de $70.000, una entrega al mes, comisión del 10%, última milla de $3.500 y pasarela del 3% del volumen transado, el modelo con suscripción deja un margen de contribución de $7.210 por familia y un punto de equilibrio de 84 familias para $600.000 de costos fijos mensuales. El modelo de solo despacho deja $1.400 por familia y necesita 429. La conclusión cualitativa de la arquitectura se sostiene: el despacho por sí solo no se sostiene y la suscripción sí. Al recalcular se detectó además que la tabla original valoraba cada entrega como una canasta mensual completa, lo que sobreestimaba el volumen transado. Calculado de forma consistente, el punto de equilibrio anterior habría sido de 126 familias y no de 88, de modo que el número nuevo mejora al anterior por dos razones que conviene separar: la canasta medida es mayor que la supuesta y las entregas son menos, no porque el modelo haya cambiado.</w:t>
+      </w:r>
+    </w:p>
+    <w:p>
+      <w:pPr>
+        <w:spacing w:after="140" w:line="360" w:lineRule="auto"/>
+        <w:jc w:val="both"/>
+        <w:rPr>
+          <w:rFonts w:ascii="Calibri" w:cs="Calibri" w:eastAsia="Calibri" w:hAnsi="Calibri"/>
+          <w:sz w:val="24"/>
+          <w:szCs w:val="24"/>
+        </w:rPr>
+      </w:pPr>
+      <w:r>
+        <w:rPr>
+          <w:rFonts w:ascii="Calibri" w:cs="Calibri" w:eastAsia="Calibri" w:hAnsi="Calibri"/>
+          <w:sz w:val="24"/>
+          <w:szCs w:val="24"/>
+          <w:rtl w:val="0"/>
+        </w:rPr>
+        <w:t xml:space="preserve">Además de los veredictos, las entrevistas dejaron requisitos que el diseño no tenía. Tres entrevistadas pidieron un campo para registrar qué calma a la persona cuidada, y tres pidieron otro lenguaje para la incontinencia, por dignidad de la persona, lo que cambia la redacción de las secciones y no su existencia. La familiar aportante pidió que el plan se pudiera llenar por teléfono con alguien que escribe, de modo que el llenado asistido por un tercero entra al alcance de la capa 1 como requisito nuevo. La cuidadora remunerada preguntó de quién es el registro cuando lo escribe una trabajadora, y esa pregunta queda abierta para la consulta legal que la arquitectura ya declaraba pendiente. La auditoría de accesos, que cinco de diez no mirarían nunca, se mantiene por exigencia de la Ley 21.719 y porque para la cuidadora remunerada es la función principal, pero se presenta como quién se está informando y no como vigilancia. Los fármacos con receta fueron la demanda más repetida fuera del alcance y se mantienen fuera del MVP, ahora con evidencia de campo para la fase 2. Y ya existe en terreno un arreglo de cuenta corriente entre una familia y una farmacia de barrio, con boleta a nombre de la familia, que es exactamente el modelo del comercio en convenio y es el primer comercio a contactar para la carta de intención.</w:t>
+      </w:r>
+    </w:p>
+    <w:p>
+      <w:pPr>
+        <w:spacing w:after="140" w:line="360" w:lineRule="auto"/>
+        <w:jc w:val="both"/>
+        <w:rPr>
+          <w:rFonts w:ascii="Calibri" w:cs="Calibri" w:eastAsia="Calibri" w:hAnsi="Calibri"/>
+          <w:sz w:val="24"/>
+          <w:szCs w:val="24"/>
+        </w:rPr>
+      </w:pPr>
+      <w:r>
+        <w:rPr>
+          <w:rFonts w:ascii="Calibri" w:cs="Calibri" w:eastAsia="Calibri" w:hAnsi="Calibri"/>
+          <w:sz w:val="24"/>
+          <w:szCs w:val="24"/>
+          <w:rtl w:val="0"/>
+        </w:rPr>
+        <w:t xml:space="preserve">Las frases que mejor resumen el problema las dijeron las entrevistadas, y se citan solo las que quedaron escritas palabra por palabra durante la entrevista. Sobre el relevo, la cuidadora remunerada: «Que si yo mañana no estoy, la que llegue no tenga que aprender dos meses como aprendí yo». Sobre el quiebre, una cuidadora que trabaja fuera de casa: «Que me avise antes. Que me diga quedan cuatro días de pañales y yo apreto un botón y llega. Que no tenga que pensarlo yo». Sobre el reparto, la familiar que aporta y no cuida: «Yo pongo la plata, mi hermana pone el cuerpo». Y sobre el conocimiento tácito, la cuidadora que ya tenía su hoja de relevo escrita a mano: «Eso no estaba en la hoja porque yo lo sé y se me olvidó que los demás no».</w:t>
+      </w:r>
+    </w:p>
+    <w:p>
+      <w:pPr>
         <w:pStyle w:val="Heading2"/>
         <w:keepNext w:val="0"/>
         <w:keepLines w:val="0"/>
@@ -10248,7 +11396,7 @@
           <w:szCs w:val="24"/>
           <w:rtl w:val="0"/>
         </w:rPr>
-        <w:t xml:space="preserve">Los 41 requisitos funcionales están trazados a módulos y priorizados con MoSCoW, 31 Debe, 5 Debería y 5 Podría, de modo que un requisito sin módulo o un módulo sin requisito se detecta como error de diseño. Los contratos de API se acuerdan antes de la implementación y se verifican contra una especificación OpenAPI versionada. Las hipótesis del problema se someten a un protocolo de entrevistas con criterios de falsación fijados antes de entrevistar.</w:t>
+        <w:t xml:space="preserve">Los 42 requisitos funcionales están trazados a módulos y priorizados con MoSCoW, de modo que un requisito sin módulo o un módulo sin requisito se detecta como error de diseño. Los contratos de API se acuerdan antes de la implementación y se verifican contra una especificación OpenAPI versionada. Las hipótesis del problema se sometieron a un protocolo de diez entrevistas con criterios de falsación fijados antes de entrevistar, y el resultado modificó los requisitos: la versión mínima obligatoria de la capa 1 pasó de ocho secciones a una ficha de tres campos y se incorporó el llenado asistido por un tercero.</w:t>
       </w:r>
     </w:p>
     <w:p>
@@ -10294,7 +11442,7 @@
           <w:szCs w:val="24"/>
           <w:rtl w:val="0"/>
         </w:rPr>
-        <w:t xml:space="preserve">El proyecto se planifica con capacidad declarada de 390 horas, estimación por tallas y un recorte de alcance de 41 horas aplicado antes de empezar, lo que deja 373 horas comprometidas y un margen de 17 horas. Se trabaja con Scrum adaptado a un equipo de dos personas, con sprints de una semana y reparto del trabajo por ejes verticales. Cada decisión relevante queda registrada como decisión de arquitectura con sus alternativas descartadas y sus consecuencias, que es precisamente lo que significa ofrecer alternativas para la toma de decisiones.</w:t>
+        <w:t xml:space="preserve">El proyecto se planifica con capacidad declarada, estimación por tallas y dos recortes de alcance aplicados antes de construir. El primero, de 41 horas, al cerrar el diseño. El segundo, de 160 horas, al cerrar la Fase 1 con la ventana de construcción acotada a nueve semanas, y saca el reparto del gasto entre varios pagadores y la reposición programada. El alcance comprometido quedó en 213 horas contra 270 de capacidad. Se trabaja con Scrum adaptado a un equipo de dos personas, con sprints de una semana y reparto del trabajo por ejes verticales. Cada decisión relevante queda registrada como decisión de arquitectura con sus alternativas descartadas y sus consecuencias, y la validación aplicó ese mismo criterio: los resultados que no alcanzaron el umbral fijado activaron la consecuencia comprometida en lugar de reinterpretarse.</w:t>
       </w:r>
     </w:p>
     <w:p>
@@ -10732,7 +11880,7 @@
           <w:szCs w:val="24"/>
           <w:rtl w:val="0"/>
         </w:rPr>
-        <w:t xml:space="preserve">El proyecto se desarrolla en 18 semanas repartidas en tres fases. La construcción ocupa un sprint 0 de preparación más doce sprints de una semana. El equipo declara una capacidad de 15 horas semanales por persona, compatibles con trabajo y otras asignaturas, lo que da 30 horas por sprint y 390 horas de capacidad total en el semestre.</w:t>
+        <w:t xml:space="preserve">El proyecto se desarrolla en 18 semanas repartidas en tres fases. La definición del producto, la arquitectura y la validación con cuidadoras ocuparon las primeras seis semanas y cierran con la presentación de Fase 1. La construcción ocupa nueve semanas, un sprint 0 de preparación en la semana 7 y ocho sprints de una semana entre las semanas 8 y 15. El equipo declara una capacidad de 15 horas semanales por persona, compatibles con trabajo y otras asignaturas, lo que da 30 horas por sprint y 270 horas en la ventana de construcción.</w:t>
       </w:r>
     </w:p>
     <w:p>
@@ -10752,7 +11900,7 @@
           <w:szCs w:val="24"/>
           <w:rtl w:val="0"/>
         </w:rPr>
-        <w:t xml:space="preserve">El alcance se estimó por tallas y sumaba 414 horas, es decir, no cabía. Se aplicó un recorte explícito de 41 horas, que sacó del alcance comprometido la aplicación de repartidor, el seguimiento de posición en tiempo real, la liquidación automática y los indicadores avanzados del backoffice. El alcance comprometido quedó en 373 horas contra 390 de capacidad, con 17 horas de holgura. Es poco, y por eso está declarado un orden de sacrificio para el caso de atraso que nunca toca el plan de cuidado, la predicción de quiebre ni el flujo de pago.</w:t>
+        <w:t xml:space="preserve">El alcance estimado por tallas sumaba 414 horas. Se aplicó un primer recorte de 41 horas antes de empezar, que sacó la aplicación de repartidor, el seguimiento de posición en tiempo real, la liquidación automática y los indicadores avanzados del backoffice. Al cerrar la Fase 1, con la ventana acotada a nueve semanas, se aplicó un segundo recorte de 160 horas que saca el reparto del gasto entre varios pagadores y la reposición programada. El alcance comprometido quedó en 213 horas contra 270 de capacidad, con 57 horas de holgura, un 21%. Esa holgura es deliberada: nueve semanas no admiten recuperar un atraso y el equipo aprende Flutter mientras construye. Y está declarado un orden de sacrificio que nunca toca la ficha de relevo, la predicción de quiebre ni la exportación de la lista.</w:t>
       </w:r>
     </w:p>
     <w:p>
@@ -10796,7 +11944,7 @@
           <w:szCs w:val="24"/>
           <w:rtl w:val="0"/>
         </w:rPr>
-        <w:t xml:space="preserve">Todo el software es de código abierto o de nivel gratuito: Python, FastAPI, PostgreSQL, Redis, Flutter, React, Docker y GitHub Actions. Se requiere acceso al ambiente de integración de Transbank, que es gratuito para desarrollo, y un despliegue en plataforma gestionada dentro de niveles gratuitos o de bajo costo. Para las pruebas de usabilidad se requieren tres usuarios reales, y para la validación del problema, diez cuidadores dispuestos a una entrevista de 45 minutos.</w:t>
+        <w:t xml:space="preserve">Todo el software es de código abierto o de nivel gratuito: Python, FastAPI, PostgreSQL, Redis, Flutter, React, Docker y GitHub Actions. Se requiere acceso al ambiente de integración de Transbank, que es gratuito para desarrollo, y un despliegue en plataforma gestionada dentro de niveles gratuitos o de bajo costo. Para las pruebas de usabilidad se requieren tres usuarios reales. La validación del problema requería diez cuidadores dispuestos a una entrevista de 45 minutos y ya se ejecutó completa. La ampliación requiere cuatro entrevistas más, reclutadas por un canal concentrado.</w:t>
       </w:r>
     </w:p>
     <w:p>
@@ -10840,7 +11988,7 @@
           <w:szCs w:val="24"/>
           <w:rtl w:val="0"/>
         </w:rPr>
-        <w:t xml:space="preserve">El diseño está cerrado como línea base antes de empezar a construir, con requisitos trazados, modelo de datos definido y prototipo navegable de 32 pantallas terminado. La decisión de desacoplar el despacho elimina la única dependencia externa crítica, porque el sistema entrega valor sin ningún comercio en convenio. Para el reclutamiento de entrevistados se contactarán en paralelo agrupaciones de familiares, programas municipales de personas mayores y la red profesional del equipo.</w:t>
+        <w:t xml:space="preserve">El diseño está cerrado como línea base antes de empezar a construir, con requisitos trazados, modelo de datos definido y prototipo navegable de 32 pantallas terminado. La decisión de desacoplar el despacho elimina la única dependencia externa crítica, porque el sistema entrega valor sin ningún comercio en convenio. La validación con cuidadoras está hecha, de modo que el proyecto entra a la construcción con evidencia primaria propia y con el alcance ya corregido por esa evidencia. Y el equipo cuenta con dos puertas concretas para lo que sigue: el grupo de familiares de un policlínico hospitalario que ofreció una entrevistada, y una farmacia de barrio que ya opera con cuenta corriente y boleta a nombre de una familia entrevistada.</w:t>
       </w:r>
     </w:p>
     <w:p>
@@ -11054,7 +12202,7 @@
                 <w:szCs w:val="24"/>
                 <w:rtl w:val="0"/>
               </w:rPr>
-              <w:t xml:space="preserve">Es el riesgo de mayor criticidad del proyecto. Se valida con entrevistas antes del sprint 2. Si se refuta, existe un plan B ya diseñado que reduce la capa 1 a tres campos y traslada el peso del producto a la capa 2, con un costo menor a un sprint.</w:t>
+              <w:t xml:space="preserve">Era el riesgo de mayor criticidad y se resolvió antes de construir. La hipótesis quedó refutada según el criterio fijado, tres de diez bajo cinco minutos cuando se exigían siete, y se activó el plan B ya escrito, el ADR-023: ficha de relevo de tres campos como versión mínima, secciones como ampliación opcional y llenado asistido por un tercero. Cuesta menos de un sprint y no toca el modelo de datos.</w:t>
             </w:r>
           </w:p>
         </w:tc>
@@ -11130,7 +12278,7 @@
                 <w:szCs w:val="24"/>
                 <w:rtl w:val="0"/>
               </w:rPr>
-              <w:t xml:space="preserve">El débito es medio de pago mayoritario en el segmento objetivo. Se verifica con una prueba de concepto en el sprint 0 contra el ambiente de integración. Si se confirma, la aplicación rechaza débito en el flujo con reparto y lo advierte en la interfaz.</w:t>
+              <w:t xml:space="preserve">El débito es medio de pago mayoritario en el segmento objetivo. Se verifica con una prueba de concepto en el sprint 0, en la semana 7, contra el ambiente de integración. Si se confirma, el flujo cobra el monto estimado y emite nota de crédito por la diferencia.</w:t>
             </w:r>
           </w:p>
         </w:tc>
@@ -11206,7 +12354,7 @@
                 <w:szCs w:val="24"/>
                 <w:rtl w:val="0"/>
               </w:rPr>
-              <w:t xml:space="preserve">El diseño ya lo neutraliza. Sin convenio, la familia exporta su lista de reposición y el sistema conserva su valor central. El entorno de demostración es entregable del sprint 6 y no del último.</w:t>
+              <w:t xml:space="preserve">El diseño ya lo neutraliza. Sin convenio, la familia exporta su lista de reposición y el sistema conserva su valor central. El entorno de demostración es entregable del sprint 6 y no del último. Las entrevistas aportaron además un primer comercio a contactar, una farmacia de barrio que ya opera con cuenta corriente para una familia.</w:t>
             </w:r>
           </w:p>
         </w:tc>
@@ -11248,7 +12396,7 @@
                 <w:szCs w:val="24"/>
                 <w:rtl w:val="0"/>
               </w:rPr>
-              <w:t xml:space="preserve">No lograr reclutar diez cuidadores</w:t>
+              <w:t xml:space="preserve">Que tres de las siete hipótesis hayan quedado en zona intermedia</w:t>
             </w:r>
           </w:p>
         </w:tc>
@@ -11282,7 +12430,7 @@
                 <w:szCs w:val="24"/>
                 <w:rtl w:val="0"/>
               </w:rPr>
-              <w:t xml:space="preserve">Se mitiga contactando tres canales en paralelo. Con seis entrevistas se puede tomar la decisión.</w:t>
+              <w:t xml:space="preserve">La meta de diez entrevistas que fijó el protocolo se cumplió íntegra. El reparto del gasto, quién paga y el canal de captación cayeron entre el umbral de validación y el de refutación, y para ese caso el protocolo obliga a cuatro entrevistas más antes de decidir. Se ejecutan en la semana 9 con reclutamiento por canal concentrado. Como el reparto multi-pagador ya salió del alcance comprometido, su resultado orienta la fase 2 y no condiciona el semestre.</w:t>
             </w:r>
           </w:p>
         </w:tc>
@@ -11324,7 +12472,7 @@
                 <w:szCs w:val="24"/>
                 <w:rtl w:val="0"/>
               </w:rPr>
-              <w:t xml:space="preserve">Ser un equipo de dos personas sin dedicación completa</w:t>
+              <w:t xml:space="preserve">Que la ventana de construcción quedó en nueve semanas, con un equipo de dos sin dedicación completa</w:t>
             </w:r>
           </w:p>
         </w:tc>
@@ -11358,7 +12506,7 @@
                 <w:szCs w:val="24"/>
                 <w:rtl w:val="0"/>
               </w:rPr>
-              <w:t xml:space="preserve">Se mitiga con el reparto por ejes verticales descrito en la metodología, que evita el bloqueo mutuo entre integrantes.</w:t>
+              <w:t xml:space="preserve">Se mitiga con el segundo recorte de alcance, que deja 213 horas comprometidas contra 270 de capacidad y un 21% de holgura, con el reparto por ejes verticales que evita el bloqueo mutuo entre integrantes, y con el orden de sacrificio declarado.</w:t>
             </w:r>
           </w:p>
         </w:tc>
@@ -11455,7 +12603,7 @@
           <w:szCs w:val="24"/>
           <w:rtl w:val="0"/>
         </w:rPr>
-        <w:t xml:space="preserve">Desarrollar una plataforma informática que convierta el plan de cuidado de una persona mayor en situación de dependencia en una predicción de consumo de insumos, y que coordine la reposición y el pago compartido entre los familiares que sostienen ese cuidado, aplicando prácticas de ingeniería de software, modelamiento de datos y aseguramiento de calidad, en un piloto acotado a una comuna de la Región Metropolitana.</w:t>
+        <w:t xml:space="preserve">Desarrollar una plataforma informática que convierta el plan de cuidado de una persona mayor en situación de dependencia en una predicción de quiebre de sus insumos y coordine su reposición y pago, desplegada y operativa en un entorno de demostración al término del semestre 2026-2.</w:t>
       </w:r>
     </w:p>
     <w:p>
@@ -11518,7 +12666,7 @@
           <w:szCs w:val="24"/>
           <w:rtl w:val="0"/>
         </w:rPr>
-        <w:t xml:space="preserve">Modelar e implementar el plan de cuidado como un conjunto de secciones cifradas, compartible con un cuidador de relevo mediante un acceso temporal, acotado por sección y revocable, con registro de auditoría de todo acceso.</w:t>
+        <w:t xml:space="preserve">Validar las siete hipótesis del problema con diez entrevistas y criterios de falsación fijados por escrito antes de entrevistar, al cierre de la semana 6.</w:t>
       </w:r>
     </w:p>
     <w:p>
@@ -11557,7 +12705,7 @@
           <w:szCs w:val="24"/>
           <w:rtl w:val="0"/>
         </w:rPr>
-        <w:t xml:space="preserve">Implementar el cálculo de fecha de quiebre de cada insumo a partir del perfil de consumo declarado por el cuidador, y generar la lista de reposición y las alertas correspondientes.</w:t>
+        <w:t xml:space="preserve">Implementar un modelo de datos multi-tenant con Row Level Security forzado, verificado por diez pruebas de aislamiento contra una base de datos real, al cierre del sprint 1.</w:t>
       </w:r>
     </w:p>
     <w:p>
@@ -11596,7 +12744,7 @@
           <w:szCs w:val="24"/>
           <w:rtl w:val="0"/>
         </w:rPr>
-        <w:t xml:space="preserve">Diseñar e implementar un modelo de datos multi-tenant con aislamiento verificable entre grupos familiares, comercios y operación, y con cifrado de los datos sensibles que permita su eliminación efectiva.</w:t>
+        <w:t xml:space="preserve">Construir el plan de cuidado con acceso de relevo temporal y revocable, auditoría de todo acceso y borrado criptográfico conforme a la Ley 21.719, al cierre del sprint 3.</w:t>
       </w:r>
     </w:p>
     <w:p>
@@ -11635,7 +12783,7 @@
           <w:szCs w:val="24"/>
           <w:rtl w:val="0"/>
         </w:rPr>
-        <w:t xml:space="preserve">Construir el flujo de pedido con reparto del gasto entre varios familiares, mediante autorización diferida y captura por el monto real, garantizando que la suma de lo capturado sea exacta.</w:t>
+        <w:t xml:space="preserve">Implementar el cálculo de fecha de quiebre y la alerta anticipada por insumo, con ocho pruebas de dominio en verde, al cierre del sprint 5.</w:t>
       </w:r>
     </w:p>
     <w:p>
@@ -11674,7 +12822,7 @@
           <w:szCs w:val="24"/>
           <w:rtl w:val="0"/>
         </w:rPr>
-        <w:t xml:space="preserve">Validar con cuidadores reales las hipótesis de las que depende el proyecto, con criterios de falsación fijados por escrito antes de entrevistar, y recalcular la viabilidad económica con los valores medidos.</w:t>
+        <w:t xml:space="preserve">Entregar la lista de reposición exportable como documento y como enlace compartible, operativa sin convenio comercial, al cierre del sprint 6.</w:t>
       </w:r>
     </w:p>
     <w:p>
@@ -11713,7 +12861,7 @@
           <w:szCs w:val="24"/>
           <w:rtl w:val="0"/>
         </w:rPr>
-        <w:t xml:space="preserve">Verificar el cumplimiento de la Ley 21.719 sobre protección de datos personales en el tratamiento de la información de la persona cuidada, incluyendo consentimiento y derecho de eliminación.</w:t>
+        <w:t xml:space="preserve">Construir el flujo de pedido con autorización diferida y captura por el monto real, con los siete casos obligatorios del flujo de pago en verde, al cierre del sprint 7.</w:t>
       </w:r>
     </w:p>
     <w:p>
@@ -11752,46 +12900,7 @@
           <w:szCs w:val="24"/>
           <w:rtl w:val="0"/>
         </w:rPr>
-        <w:t xml:space="preserve">Establecer una estrategia de calidad con pruebas automatizadas de aislamiento, de reglas de arquitectura y del flujo de pago, ejecutadas en integración continua en cada cambio.</w:t>
-      </w:r>
-    </w:p>
-    <w:p>
-      <w:pPr>
-        <w:spacing w:after="100" w:line="360" w:lineRule="auto"/>
-        <w:ind w:left="940" w:hanging="360"/>
-        <w:jc w:val="both"/>
-        <w:rPr>
-          <w:rFonts w:ascii="Calibri" w:cs="Calibri" w:eastAsia="Calibri" w:hAnsi="Calibri"/>
-          <w:sz w:val="24"/>
-          <w:szCs w:val="24"/>
-        </w:rPr>
-      </w:pPr>
-      <w:r>
-        <w:rPr>
-          <w:rFonts w:ascii="Calibri" w:cs="Calibri" w:eastAsia="Calibri" w:hAnsi="Calibri"/>
-          <w:sz w:val="24"/>
-          <w:szCs w:val="24"/>
-          <w:rtl w:val="0"/>
-        </w:rPr>
-        <w:t xml:space="preserve">8.</w:t>
-      </w:r>
-      <w:r>
-        <w:rPr>
-          <w:sz w:val="24"/>
-          <w:szCs w:val="24"/>
-          <w:rtl w:val="0"/>
-        </w:rPr>
-        <w:t xml:space="preserve">  </w:t>
-        <w:tab/>
-      </w:r>
-      <w:r>
-        <w:rPr>
-          <w:rFonts w:ascii="Calibri" w:cs="Calibri" w:eastAsia="Calibri" w:hAnsi="Calibri"/>
-          <w:sz w:val="24"/>
-          <w:szCs w:val="24"/>
-          <w:rtl w:val="0"/>
-        </w:rPr>
-        <w:t xml:space="preserve">Documentar las decisiones de arquitectura con sus alternativas descartadas y sus consecuencias, de modo que el proyecto sea mantenible por un equipo distinto.</w:t>
+        <w:t xml:space="preserve">Desplegar el sistema en un entorno de demostración con los seis recorridos críticos operativos y el pipeline de integración continua en verde, al cierre del sprint 8.</w:t>
       </w:r>
     </w:p>
     <w:p>
@@ -11854,7 +12963,7 @@
           <w:szCs w:val="24"/>
           <w:rtl w:val="0"/>
         </w:rPr>
-        <w:t xml:space="preserve">Se utiliza Scrum adaptado a un equipo de dos personas, con sprints de una semana. El semestre se organiza en un sprint 0 de preparación y doce sprints de construcción. La elección de sprints cortos es deliberada: con quince horas semanales por persona, un sprint de dos semanas concentra demasiado riesgo antes de la primera revisión.</w:t>
+        <w:t xml:space="preserve">Se utiliza Scrum adaptado a un equipo de dos personas, con sprints de una semana. La construcción se organiza en un sprint 0 de preparación y ocho sprints de una semana, entre las semanas 7 y 15 del semestre. La elección de sprints cortos es deliberada: con quince horas semanales por persona y una ventana de nueve semanas, un sprint de dos semanas concentra demasiado riesgo antes de la primera revisión.</w:t>
       </w:r>
     </w:p>
     <w:p>
@@ -11914,7 +13023,7 @@
           <w:szCs w:val="24"/>
           <w:rtl w:val="0"/>
         </w:rPr>
-        <w:t xml:space="preserve">La Fase 1, de definición, cubre el problema, la arquitectura, el prototipo y la validación con cuidadores. La Fase 2, de construcción, comprende los doce sprints en el orden capa 1, capa 2 y capa 3, de modo que exista producto demostrable de punta a punta en el sprint 3 y no al final del semestre. La Fase 3, de cierre, cubre el endurecimiento, las pruebas de carga, el despliegue, el informe final y la defensa.</w:t>
+        <w:t xml:space="preserve">La Fase 1, de definición, cubrió el problema, la arquitectura, el prototipo y la validación con cuidadoras, y cerró con una reunión de decisión de los dos integrantes sobre los criterios fijados en el protocolo, con el ADR-023 activado y con el alcance recortado en consecuencia. La Fase 2, de construcción, comprende el sprint 0 y los ocho sprints en el orden capa 1, capa 2 y capa 3, de modo que exista producto demostrable de punta a punta en el sprint 3 y no al final del semestre. La Fase 3, de cierre, cubre el informe final, la defensa y la presentación ante la comisión.</w:t>
       </w:r>
     </w:p>
     <w:p>
@@ -12225,7 +13334,7 @@
                 <w:szCs w:val="24"/>
                 <w:rtl w:val="0"/>
               </w:rPr>
-              <w:t xml:space="preserve">Módulos care_plan, consumption, catalog y replenishment. Definición y priorización del backlog. Protocolo de validación con cuidadores y su ejecución. Diseño de interacción y criterios de accesibilidad.</w:t>
+              <w:t xml:space="preserve">Módulos care_plan, consumption y catalog. Definición y priorización del backlog. Protocolo de validación con cuidadores, análisis de las diez entrevistas y ampliación de la muestra. Diseño de interacción y criterios de accesibilidad.</w:t>
             </w:r>
           </w:p>
         </w:tc>
@@ -12445,7 +13554,7 @@
                 <w:szCs w:val="24"/>
                 <w:rtl w:val="0"/>
               </w:rPr>
-              <w:t xml:space="preserve">Paquete compartido de la aplicación móvil en el sprint 4. Documento de arquitectura, informe final y defensa.</w:t>
+              <w:t xml:space="preserve">Paquete compartido de la aplicación móvil en el sprint 4. Documento de arquitectura, informe final y defensa. Toda revisión que toque dinero o datos sensibles.</w:t>
             </w:r>
           </w:p>
         </w:tc>
@@ -12574,7 +13683,7 @@
           <w:szCs w:val="24"/>
           <w:rtl w:val="0"/>
         </w:rPr>
-        <w:t xml:space="preserve">El plan comprende doce actividades distribuidas en las tres fases del semestre. El detalle completo, con recursos, facilitadores y obstaculizadores por actividad, está en la guía de definición del proyecto y en el documento de arquitectura.</w:t>
+        <w:t xml:space="preserve">El plan comprende catorce actividades distribuidas en las tres fases del semestre. El detalle completo, con recursos, facilitadores y obstaculizadores por actividad, está en la guía de definición del proyecto y en el documento de arquitectura. La equivalencia entre sprints y semanas es directa: el sprint 0 ocupa la semana 7 y desde ahí cada sprint dura una semana, de modo que el sprint N corresponde a la semana N más 7.</w:t>
       </w:r>
     </w:p>
     <w:tbl>
@@ -12773,7 +13882,7 @@
                 <w:szCs w:val="24"/>
                 <w:rtl w:val="0"/>
               </w:rPr>
-              <w:t xml:space="preserve">Definición del proyecto y arquitectura</w:t>
+              <w:t xml:space="preserve">Definición del producto y arquitectura</w:t>
             </w:r>
           </w:p>
         </w:tc>
@@ -12807,7 +13916,7 @@
                 <w:szCs w:val="24"/>
                 <w:rtl w:val="0"/>
               </w:rPr>
-              <w:t xml:space="preserve">4 semanas (Fase 1)</w:t>
+              <w:t xml:space="preserve">6 semanas (semanas 1 a 6)</w:t>
             </w:r>
           </w:p>
         </w:tc>
@@ -12883,7 +13992,7 @@
                 <w:szCs w:val="24"/>
                 <w:rtl w:val="0"/>
               </w:rPr>
-              <w:t xml:space="preserve">Validación del problema con cuidadores</w:t>
+              <w:t xml:space="preserve">Validación del problema con cuidadoras</w:t>
             </w:r>
           </w:p>
         </w:tc>
@@ -12917,7 +14026,7 @@
                 <w:szCs w:val="24"/>
                 <w:rtl w:val="0"/>
               </w:rPr>
-              <w:t xml:space="preserve">1 semana (semanas 3 a 4)</w:t>
+              <w:t xml:space="preserve">3 semanas (semanas 3 a 5)</w:t>
             </w:r>
           </w:p>
         </w:tc>
@@ -12951,7 +14060,7 @@
                 <w:szCs w:val="24"/>
                 <w:rtl w:val="0"/>
               </w:rPr>
-              <w:t xml:space="preserve">Jorge Espinoza</w:t>
+              <w:t xml:space="preserve">Ambos</w:t>
             </w:r>
           </w:p>
         </w:tc>
@@ -12993,7 +14102,7 @@
                 <w:szCs w:val="24"/>
                 <w:rtl w:val="0"/>
               </w:rPr>
-              <w:t xml:space="preserve">Preparación técnica y prueba de concepto de pagos</w:t>
+              <w:t xml:space="preserve">Presentación de Fase 1</w:t>
             </w:r>
           </w:p>
         </w:tc>
@@ -13027,7 +14136,7 @@
                 <w:szCs w:val="24"/>
                 <w:rtl w:val="0"/>
               </w:rPr>
-              <w:t xml:space="preserve">1 semana (sprint 0)</w:t>
+              <w:t xml:space="preserve">1 semana (semana 6)</w:t>
             </w:r>
           </w:p>
         </w:tc>
@@ -13061,7 +14170,7 @@
                 <w:szCs w:val="24"/>
                 <w:rtl w:val="0"/>
               </w:rPr>
-              <w:t xml:space="preserve">Martín Henríquez</w:t>
+              <w:t xml:space="preserve">Ambos</w:t>
             </w:r>
           </w:p>
         </w:tc>
@@ -13103,7 +14212,7 @@
                 <w:szCs w:val="24"/>
                 <w:rtl w:val="0"/>
               </w:rPr>
-              <w:t xml:space="preserve">Modelo de datos y aislamiento multi-tenant</w:t>
+              <w:t xml:space="preserve">Preparación técnica y prueba de concepto de pagos</w:t>
             </w:r>
           </w:p>
         </w:tc>
@@ -13137,7 +14246,7 @@
                 <w:szCs w:val="24"/>
                 <w:rtl w:val="0"/>
               </w:rPr>
-              <w:t xml:space="preserve">2 semanas (sprints 1 y 2)</w:t>
+              <w:t xml:space="preserve">1 semana (sprint 0, semana 7)</w:t>
             </w:r>
           </w:p>
         </w:tc>
@@ -13213,7 +14322,7 @@
                 <w:szCs w:val="24"/>
                 <w:rtl w:val="0"/>
               </w:rPr>
-              <w:t xml:space="preserve">Capa 1 · Plan de cuidado</w:t>
+              <w:t xml:space="preserve">Modelo de datos y aislamiento multi-tenant</w:t>
             </w:r>
           </w:p>
         </w:tc>
@@ -13247,7 +14356,7 @@
                 <w:szCs w:val="24"/>
                 <w:rtl w:val="0"/>
               </w:rPr>
-              <w:t xml:space="preserve">2 semanas (sprints 2 y 3)</w:t>
+              <w:t xml:space="preserve">1 semana (sprint 1, semana 8)</w:t>
             </w:r>
           </w:p>
         </w:tc>
@@ -13281,7 +14390,7 @@
                 <w:szCs w:val="24"/>
                 <w:rtl w:val="0"/>
               </w:rPr>
-              <w:t xml:space="preserve">Jorge Espinoza</w:t>
+              <w:t xml:space="preserve">Martín Henríquez</w:t>
             </w:r>
           </w:p>
         </w:tc>
@@ -13323,7 +14432,7 @@
                 <w:szCs w:val="24"/>
                 <w:rtl w:val="0"/>
               </w:rPr>
-              <w:t xml:space="preserve">Aplicación móvil de la familia</w:t>
+              <w:t xml:space="preserve">Capa 1 · Plan de cuidado, con ficha de relevo mínima</w:t>
             </w:r>
           </w:p>
         </w:tc>
@@ -13357,7 +14466,7 @@
                 <w:szCs w:val="24"/>
                 <w:rtl w:val="0"/>
               </w:rPr>
-              <w:t xml:space="preserve">1 semana (sprint 4) y refuerzo en sprints 10 a 12</w:t>
+              <w:t xml:space="preserve">2 semanas (sprints 2 y 3, semanas 9 y 10)</w:t>
             </w:r>
           </w:p>
         </w:tc>
@@ -13391,7 +14500,7 @@
                 <w:szCs w:val="24"/>
                 <w:rtl w:val="0"/>
               </w:rPr>
-              <w:t xml:space="preserve">Ambos</w:t>
+              <w:t xml:space="preserve">Jorge Espinoza</w:t>
             </w:r>
           </w:p>
         </w:tc>
@@ -13433,7 +14542,7 @@
                 <w:szCs w:val="24"/>
                 <w:rtl w:val="0"/>
               </w:rPr>
-              <w:t xml:space="preserve">Capa 2 · Consumo, predicción y reposición</w:t>
+              <w:t xml:space="preserve">Ampliación de la validación</w:t>
             </w:r>
           </w:p>
         </w:tc>
@@ -13467,7 +14576,7 @@
                 <w:szCs w:val="24"/>
                 <w:rtl w:val="0"/>
               </w:rPr>
-              <w:t xml:space="preserve">2 semanas (sprints 5 y 6)</w:t>
+              <w:t xml:space="preserve">1 semana (semana 9)</w:t>
             </w:r>
           </w:p>
         </w:tc>
@@ -13543,7 +14652,7 @@
                 <w:szCs w:val="24"/>
                 <w:rtl w:val="0"/>
               </w:rPr>
-              <w:t xml:space="preserve">Capa 3 · Pedido y pago compartido</w:t>
+              <w:t xml:space="preserve">Aplicación móvil de la familia</w:t>
             </w:r>
           </w:p>
         </w:tc>
@@ -13577,7 +14686,7 @@
                 <w:szCs w:val="24"/>
                 <w:rtl w:val="0"/>
               </w:rPr>
-              <w:t xml:space="preserve">3 semanas (sprints 7 a 9)</w:t>
+              <w:t xml:space="preserve">1 semana (sprint 4, semana 11)</w:t>
             </w:r>
           </w:p>
         </w:tc>
@@ -13611,7 +14720,7 @@
                 <w:szCs w:val="24"/>
                 <w:rtl w:val="0"/>
               </w:rPr>
-              <w:t xml:space="preserve">Martín Henríquez</w:t>
+              <w:t xml:space="preserve">Ambos</w:t>
             </w:r>
           </w:p>
         </w:tc>
@@ -13653,7 +14762,7 @@
                 <w:szCs w:val="24"/>
                 <w:rtl w:val="0"/>
               </w:rPr>
-              <w:t xml:space="preserve">Cumplimiento y operación</w:t>
+              <w:t xml:space="preserve">Capa 2 · Consumo y predicción</w:t>
             </w:r>
           </w:p>
         </w:tc>
@@ -13687,7 +14796,7 @@
                 <w:szCs w:val="24"/>
                 <w:rtl w:val="0"/>
               </w:rPr>
-              <w:t xml:space="preserve">2 semanas (sprints 10 y 11)</w:t>
+              <w:t xml:space="preserve">1 semana (sprint 5, semana 12)</w:t>
             </w:r>
           </w:p>
         </w:tc>
@@ -13721,7 +14830,7 @@
                 <w:szCs w:val="24"/>
                 <w:rtl w:val="0"/>
               </w:rPr>
-              <w:t xml:space="preserve">Martín Henríquez</w:t>
+              <w:t xml:space="preserve">Jorge Espinoza</w:t>
             </w:r>
           </w:p>
         </w:tc>
@@ -13763,7 +14872,7 @@
                 <w:szCs w:val="24"/>
                 <w:rtl w:val="0"/>
               </w:rPr>
-              <w:t xml:space="preserve">Pruebas de usabilidad y accesibilidad</w:t>
+              <w:t xml:space="preserve">Catálogo y lista de reposición</w:t>
             </w:r>
           </w:p>
         </w:tc>
@@ -13797,7 +14906,7 @@
                 <w:szCs w:val="24"/>
                 <w:rtl w:val="0"/>
               </w:rPr>
-              <w:t xml:space="preserve">1 semana (antes del sprint 10)</w:t>
+              <w:t xml:space="preserve">1 semana (sprint 6, semana 13)</w:t>
             </w:r>
           </w:p>
         </w:tc>
@@ -13873,7 +14982,7 @@
                 <w:szCs w:val="24"/>
                 <w:rtl w:val="0"/>
               </w:rPr>
-              <w:t xml:space="preserve">Cierre, endurecimiento y despliegue</w:t>
+              <w:t xml:space="preserve">Pruebas de usabilidad y accesibilidad</w:t>
             </w:r>
           </w:p>
         </w:tc>
@@ -13907,7 +15016,7 @@
                 <w:szCs w:val="24"/>
                 <w:rtl w:val="0"/>
               </w:rPr>
-              <w:t xml:space="preserve">1 semana (sprint 12)</w:t>
+              <w:t xml:space="preserve">1 semana (semana 13)</w:t>
             </w:r>
           </w:p>
         </w:tc>
@@ -13941,7 +15050,7 @@
                 <w:szCs w:val="24"/>
                 <w:rtl w:val="0"/>
               </w:rPr>
-              <w:t xml:space="preserve">Ambos</w:t>
+              <w:t xml:space="preserve">Jorge Espinoza</w:t>
             </w:r>
           </w:p>
         </w:tc>
@@ -13983,7 +15092,7 @@
                 <w:szCs w:val="24"/>
                 <w:rtl w:val="0"/>
               </w:rPr>
-              <w:t xml:space="preserve">Informe final y defensa</w:t>
+              <w:t xml:space="preserve">Capa 3 · Pedido y pago con un pagador</w:t>
             </w:r>
           </w:p>
         </w:tc>
@@ -14017,7 +15126,7 @@
                 <w:szCs w:val="24"/>
                 <w:rtl w:val="0"/>
               </w:rPr>
-              <w:t xml:space="preserve">2 semanas (Fase 3)</w:t>
+              <w:t xml:space="preserve">1 semana (sprint 7, semana 14)</w:t>
             </w:r>
           </w:p>
         </w:tc>
@@ -14051,6 +15160,226 @@
                 <w:szCs w:val="24"/>
                 <w:rtl w:val="0"/>
               </w:rPr>
+              <w:t xml:space="preserve">Martín Henríquez</w:t>
+            </w:r>
+          </w:p>
+        </w:tc>
+      </w:tr>
+      <w:tr>
+        <w:trPr>
+          <w:cantSplit w:val="0"/>
+          <w:trHeight w:val="405" w:hRule="atLeast"/>
+          <w:tblHeader w:val="0"/>
+        </w:trPr>
+        <w:tc>
+          <w:tcPr>
+            <w:tcBorders>
+              <w:left w:color="c8cfd6" w:space="0" w:sz="8" w:val="single"/>
+              <w:bottom w:color="000000" w:space="0" w:sz="8" w:val="single"/>
+              <w:right w:color="000000" w:space="0" w:sz="8" w:val="single"/>
+            </w:tcBorders>
+            <w:tcMar>
+              <w:top w:w="100.0" w:type="dxa"/>
+              <w:left w:w="120.0" w:type="dxa"/>
+              <w:bottom w:w="100.0" w:type="dxa"/>
+              <w:right w:w="120.0" w:type="dxa"/>
+            </w:tcMar>
+            <w:vAlign w:val="top"/>
+          </w:tcPr>
+          <w:p>
+            <w:pPr>
+              <w:spacing w:line="240" w:lineRule="auto"/>
+              <w:rPr>
+                <w:rFonts w:ascii="Calibri" w:cs="Calibri" w:eastAsia="Calibri" w:hAnsi="Calibri"/>
+                <w:sz w:val="24"/>
+                <w:szCs w:val="24"/>
+              </w:rPr>
+            </w:pPr>
+            <w:r>
+              <w:rPr>
+                <w:rFonts w:ascii="Calibri" w:cs="Calibri" w:eastAsia="Calibri" w:hAnsi="Calibri"/>
+                <w:sz w:val="24"/>
+                <w:szCs w:val="24"/>
+                <w:rtl w:val="0"/>
+              </w:rPr>
+              <w:t xml:space="preserve">Cierre, endurecimiento y despliegue</w:t>
+            </w:r>
+          </w:p>
+        </w:tc>
+        <w:tc>
+          <w:tcPr>
+            <w:tcBorders>
+              <w:bottom w:color="000000" w:space="0" w:sz="8" w:val="single"/>
+              <w:right w:color="000000" w:space="0" w:sz="8" w:val="single"/>
+            </w:tcBorders>
+            <w:tcMar>
+              <w:top w:w="100.0" w:type="dxa"/>
+              <w:left w:w="120.0" w:type="dxa"/>
+              <w:bottom w:w="100.0" w:type="dxa"/>
+              <w:right w:w="120.0" w:type="dxa"/>
+            </w:tcMar>
+            <w:vAlign w:val="top"/>
+          </w:tcPr>
+          <w:p>
+            <w:pPr>
+              <w:spacing w:line="240" w:lineRule="auto"/>
+              <w:rPr>
+                <w:rFonts w:ascii="Calibri" w:cs="Calibri" w:eastAsia="Calibri" w:hAnsi="Calibri"/>
+                <w:sz w:val="24"/>
+                <w:szCs w:val="24"/>
+              </w:rPr>
+            </w:pPr>
+            <w:r>
+              <w:rPr>
+                <w:rFonts w:ascii="Calibri" w:cs="Calibri" w:eastAsia="Calibri" w:hAnsi="Calibri"/>
+                <w:sz w:val="24"/>
+                <w:szCs w:val="24"/>
+                <w:rtl w:val="0"/>
+              </w:rPr>
+              <w:t xml:space="preserve">1 semana (sprint 8, semana 15)</w:t>
+            </w:r>
+          </w:p>
+        </w:tc>
+        <w:tc>
+          <w:tcPr>
+            <w:tcBorders>
+              <w:bottom w:color="000000" w:space="0" w:sz="8" w:val="single"/>
+              <w:right w:color="c8cfd6" w:space="0" w:sz="8" w:val="single"/>
+            </w:tcBorders>
+            <w:tcMar>
+              <w:top w:w="100.0" w:type="dxa"/>
+              <w:left w:w="120.0" w:type="dxa"/>
+              <w:bottom w:w="100.0" w:type="dxa"/>
+              <w:right w:w="120.0" w:type="dxa"/>
+            </w:tcMar>
+            <w:vAlign w:val="top"/>
+          </w:tcPr>
+          <w:p>
+            <w:pPr>
+              <w:spacing w:line="240" w:lineRule="auto"/>
+              <w:rPr>
+                <w:rFonts w:ascii="Calibri" w:cs="Calibri" w:eastAsia="Calibri" w:hAnsi="Calibri"/>
+                <w:sz w:val="24"/>
+                <w:szCs w:val="24"/>
+              </w:rPr>
+            </w:pPr>
+            <w:r>
+              <w:rPr>
+                <w:rFonts w:ascii="Calibri" w:cs="Calibri" w:eastAsia="Calibri" w:hAnsi="Calibri"/>
+                <w:sz w:val="24"/>
+                <w:szCs w:val="24"/>
+                <w:rtl w:val="0"/>
+              </w:rPr>
+              <w:t xml:space="preserve">Ambos</w:t>
+            </w:r>
+          </w:p>
+        </w:tc>
+      </w:tr>
+      <w:tr>
+        <w:trPr>
+          <w:cantSplit w:val="0"/>
+          <w:trHeight w:val="405" w:hRule="atLeast"/>
+          <w:tblHeader w:val="0"/>
+        </w:trPr>
+        <w:tc>
+          <w:tcPr>
+            <w:tcBorders>
+              <w:left w:color="c8cfd6" w:space="0" w:sz="8" w:val="single"/>
+              <w:bottom w:color="000000" w:space="0" w:sz="8" w:val="single"/>
+              <w:right w:color="000000" w:space="0" w:sz="8" w:val="single"/>
+            </w:tcBorders>
+            <w:tcMar>
+              <w:top w:w="100.0" w:type="dxa"/>
+              <w:left w:w="120.0" w:type="dxa"/>
+              <w:bottom w:w="100.0" w:type="dxa"/>
+              <w:right w:w="120.0" w:type="dxa"/>
+            </w:tcMar>
+            <w:vAlign w:val="top"/>
+          </w:tcPr>
+          <w:p>
+            <w:pPr>
+              <w:spacing w:line="240" w:lineRule="auto"/>
+              <w:rPr>
+                <w:rFonts w:ascii="Calibri" w:cs="Calibri" w:eastAsia="Calibri" w:hAnsi="Calibri"/>
+                <w:sz w:val="24"/>
+                <w:szCs w:val="24"/>
+              </w:rPr>
+            </w:pPr>
+            <w:r>
+              <w:rPr>
+                <w:rFonts w:ascii="Calibri" w:cs="Calibri" w:eastAsia="Calibri" w:hAnsi="Calibri"/>
+                <w:sz w:val="24"/>
+                <w:szCs w:val="24"/>
+                <w:rtl w:val="0"/>
+              </w:rPr>
+              <w:t xml:space="preserve">Informe final y defensa</w:t>
+            </w:r>
+          </w:p>
+        </w:tc>
+        <w:tc>
+          <w:tcPr>
+            <w:tcBorders>
+              <w:bottom w:color="000000" w:space="0" w:sz="8" w:val="single"/>
+              <w:right w:color="000000" w:space="0" w:sz="8" w:val="single"/>
+            </w:tcBorders>
+            <w:tcMar>
+              <w:top w:w="100.0" w:type="dxa"/>
+              <w:left w:w="120.0" w:type="dxa"/>
+              <w:bottom w:w="100.0" w:type="dxa"/>
+              <w:right w:w="120.0" w:type="dxa"/>
+            </w:tcMar>
+            <w:vAlign w:val="top"/>
+          </w:tcPr>
+          <w:p>
+            <w:pPr>
+              <w:spacing w:line="240" w:lineRule="auto"/>
+              <w:rPr>
+                <w:rFonts w:ascii="Calibri" w:cs="Calibri" w:eastAsia="Calibri" w:hAnsi="Calibri"/>
+                <w:sz w:val="24"/>
+                <w:szCs w:val="24"/>
+              </w:rPr>
+            </w:pPr>
+            <w:r>
+              <w:rPr>
+                <w:rFonts w:ascii="Calibri" w:cs="Calibri" w:eastAsia="Calibri" w:hAnsi="Calibri"/>
+                <w:sz w:val="24"/>
+                <w:szCs w:val="24"/>
+                <w:rtl w:val="0"/>
+              </w:rPr>
+              <w:t xml:space="preserve">3 semanas (semanas 16 a 18)</w:t>
+            </w:r>
+          </w:p>
+        </w:tc>
+        <w:tc>
+          <w:tcPr>
+            <w:tcBorders>
+              <w:bottom w:color="000000" w:space="0" w:sz="8" w:val="single"/>
+              <w:right w:color="c8cfd6" w:space="0" w:sz="8" w:val="single"/>
+            </w:tcBorders>
+            <w:tcMar>
+              <w:top w:w="100.0" w:type="dxa"/>
+              <w:left w:w="120.0" w:type="dxa"/>
+              <w:bottom w:w="100.0" w:type="dxa"/>
+              <w:right w:w="120.0" w:type="dxa"/>
+            </w:tcMar>
+            <w:vAlign w:val="top"/>
+          </w:tcPr>
+          <w:p>
+            <w:pPr>
+              <w:spacing w:line="240" w:lineRule="auto"/>
+              <w:rPr>
+                <w:rFonts w:ascii="Calibri" w:cs="Calibri" w:eastAsia="Calibri" w:hAnsi="Calibri"/>
+                <w:sz w:val="24"/>
+                <w:szCs w:val="24"/>
+              </w:rPr>
+            </w:pPr>
+            <w:r>
+              <w:rPr>
+                <w:rFonts w:ascii="Calibri" w:cs="Calibri" w:eastAsia="Calibri" w:hAnsi="Calibri"/>
+                <w:sz w:val="24"/>
+                <w:szCs w:val="24"/>
+                <w:rtl w:val="0"/>
+              </w:rPr>
               <w:t xml:space="preserve">Ambos</w:t>
             </w:r>
           </w:p>
@@ -14124,7 +15453,7 @@
           <w:szCs w:val="24"/>
           <w:rtl w:val="0"/>
         </w:rPr>
-        <w:t xml:space="preserve">Las evidencias se agrupan en dos momentos. Las de avance permiten verificar el desarrollo durante el semestre y las finales dan cuenta del resultado del proyecto.</w:t>
+        <w:t xml:space="preserve">Las evidencias se agrupan en dos momentos. Las de avance permiten verificar el desarrollo durante el semestre y las finales dan cuenta del resultado del proyecto. Las once se proponen al docente para su acuerdo, y las tres primeras están entregadas al cierre de la Fase 1.</w:t>
       </w:r>
     </w:p>
     <w:tbl>
@@ -14388,7 +15717,7 @@
                 <w:szCs w:val="24"/>
                 <w:rtl w:val="0"/>
               </w:rPr>
-              <w:t xml:space="preserve">Línea base con 41 requisitos trazados a módulos, 13 diagramas, modelo de datos, contratos de API, estrategia de calidad y 24 decisiones fundamentadas.</w:t>
+              <w:t xml:space="preserve">Línea base con 42 requisitos trazados a módulos, 13 diagramas, modelo de datos, contratos de API, estrategia de calidad y 24 decisiones fundamentadas. Entregado.</w:t>
             </w:r>
           </w:p>
         </w:tc>
@@ -14498,7 +15827,7 @@
                 <w:szCs w:val="24"/>
                 <w:rtl w:val="0"/>
               </w:rPr>
-              <w:t xml:space="preserve">32 pantallas en siete recorridos, con criterios de accesibilidad declarados y verificados.</w:t>
+              <w:t xml:space="preserve">32 pantallas en siete recorridos, con criterios de accesibilidad declarados y verificados. Entregado.</w:t>
             </w:r>
           </w:p>
         </w:tc>
@@ -14574,7 +15903,7 @@
                 <w:szCs w:val="24"/>
                 <w:rtl w:val="0"/>
               </w:rPr>
-              <w:t xml:space="preserve">Informe de validación con cuidadores</w:t>
+              <w:t xml:space="preserve">Informe de validación con cuidadoras</w:t>
             </w:r>
           </w:p>
         </w:tc>
@@ -14608,7 +15937,7 @@
                 <w:szCs w:val="24"/>
                 <w:rtl w:val="0"/>
               </w:rPr>
-              <w:t xml:space="preserve">Diez entrevistas con siete hipótesis y criterios de falsación fijados por escrito antes de entrevistar, más el recálculo de la viabilidad económica.</w:t>
+              <w:t xml:space="preserve">Las diez entrevistas de la meta del protocolo, con veredicto por hipótesis según los criterios fijados antes de entrevistar, las tres mediciones con mediana y rango, el recálculo del punto de equilibrio y las diez fichas anonimizadas. Entregado.</w:t>
             </w:r>
           </w:p>
         </w:tc>
@@ -14684,7 +16013,7 @@
                 <w:szCs w:val="24"/>
                 <w:rtl w:val="0"/>
               </w:rPr>
-              <w:t xml:space="preserve">Prueba de concepto de la pasarela de pago</w:t>
+              <w:t xml:space="preserve">Ampliación de la validación</w:t>
             </w:r>
           </w:p>
         </w:tc>
@@ -14718,7 +16047,7 @@
                 <w:szCs w:val="24"/>
                 <w:rtl w:val="0"/>
               </w:rPr>
-              <w:t xml:space="preserve">Verificación de autorización diferida, captura parcial, reversa y comportamiento del medio de pago débito.</w:t>
+              <w:t xml:space="preserve">Cuatro entrevistas adicionales a familiares aportantes y no convivientes, reclutadas por canal concentrado, para cerrar las tres hipótesis en zona intermedia. Semana 9.</w:t>
             </w:r>
           </w:p>
         </w:tc>
@@ -14794,7 +16123,7 @@
                 <w:szCs w:val="24"/>
                 <w:rtl w:val="0"/>
               </w:rPr>
-              <w:t xml:space="preserve">Repositorio con integración continua</w:t>
+              <w:t xml:space="preserve">Prueba de concepto de la pasarela de pago</w:t>
             </w:r>
           </w:p>
         </w:tc>
@@ -14828,7 +16157,7 @@
                 <w:szCs w:val="24"/>
                 <w:rtl w:val="0"/>
               </w:rPr>
-              <w:t xml:space="preserve">Pipeline que ejecuta formato, estilo, tipado, escaneo de secretos, migraciones reversibles y suites de pruebas en cada cambio.</w:t>
+              <w:t xml:space="preserve">Verificación de autorización diferida, captura parcial, reversa y comportamiento del medio de pago débito. Sprint 0, semana 7.</w:t>
             </w:r>
           </w:p>
         </w:tc>
@@ -14904,7 +16233,7 @@
                 <w:szCs w:val="24"/>
                 <w:rtl w:val="0"/>
               </w:rPr>
-              <w:t xml:space="preserve">Modelo de datos implementado</w:t>
+              <w:t xml:space="preserve">Repositorio con integración continua</w:t>
             </w:r>
           </w:p>
         </w:tc>
@@ -14938,7 +16267,7 @@
                 <w:szCs w:val="24"/>
                 <w:rtl w:val="0"/>
               </w:rPr>
-              <w:t xml:space="preserve">Esquema en PostgreSQL con Row Level Security forzado sobre tres ejes de acceso, cifrado por persona cuidada y migraciones reversibles.</w:t>
+              <w:t xml:space="preserve">Pipeline que ejecuta formato, estilo, tipado, escaneo de secretos, migraciones reversibles y suites de pruebas en cada cambio. Sprint 0, semana 7.</w:t>
             </w:r>
           </w:p>
         </w:tc>
@@ -15014,7 +16343,7 @@
                 <w:szCs w:val="24"/>
                 <w:rtl w:val="0"/>
               </w:rPr>
-              <w:t xml:space="preserve">Producto demostrable de la capa 1</w:t>
+              <w:t xml:space="preserve">Modelo de datos implementado</w:t>
             </w:r>
           </w:p>
         </w:tc>
@@ -15048,7 +16377,7 @@
                 <w:szCs w:val="24"/>
                 <w:rtl w:val="0"/>
               </w:rPr>
-              <w:t xml:space="preserve">Flujo completo de plan de cuidado funcionando de punta a punta, entregable del sprint 3.</w:t>
+              <w:t xml:space="preserve">Esquema en PostgreSQL con Row Level Security forzado sobre tres ejes de acceso, cifrado por persona cuidada y migraciones reversibles, con diez pruebas de aislamiento contra una base real. Sprint 1, semana 8.</w:t>
             </w:r>
           </w:p>
         </w:tc>
@@ -15090,7 +16419,7 @@
                 <w:szCs w:val="24"/>
                 <w:rtl w:val="0"/>
               </w:rPr>
-              <w:t xml:space="preserve">Final</w:t>
+              <w:t xml:space="preserve">Avance</w:t>
             </w:r>
           </w:p>
         </w:tc>
@@ -15124,7 +16453,7 @@
                 <w:szCs w:val="24"/>
                 <w:rtl w:val="0"/>
               </w:rPr>
-              <w:t xml:space="preserve">Aplicación integrada en operación</w:t>
+              <w:t xml:space="preserve">Producto demostrable de la capa 1</w:t>
             </w:r>
           </w:p>
         </w:tc>
@@ -15158,7 +16487,7 @@
                 <w:szCs w:val="24"/>
                 <w:rtl w:val="0"/>
               </w:rPr>
-              <w:t xml:space="preserve">Aplicación móvil, vista web de comercio y backoffice desplegados en un entorno de demostración.</w:t>
+              <w:t xml:space="preserve">Flujo completo de la ficha de relevo funcionando de punta a punta, entregable del sprint 3, en la semana 10.</w:t>
             </w:r>
           </w:p>
         </w:tc>
@@ -15234,7 +16563,7 @@
                 <w:szCs w:val="24"/>
                 <w:rtl w:val="0"/>
               </w:rPr>
-              <w:t xml:space="preserve">Informe final del proyecto</w:t>
+              <w:t xml:space="preserve">Aplicación integrada en operación</w:t>
             </w:r>
           </w:p>
         </w:tc>
@@ -15268,7 +16597,7 @@
                 <w:szCs w:val="24"/>
                 <w:rtl w:val="0"/>
               </w:rPr>
-              <w:t xml:space="preserve">Resultados, contraste entre lo planificado y lo alcanzado, resultados de las pruebas y conclusiones.</w:t>
+              <w:t xml:space="preserve">Aplicación móvil, vista web de comercio y backoffice desplegados en un entorno de demostración, con el flujo de pedido con un pagador operativo de extremo a extremo.</w:t>
             </w:r>
           </w:p>
         </w:tc>
@@ -15344,7 +16673,7 @@
                 <w:szCs w:val="24"/>
                 <w:rtl w:val="0"/>
               </w:rPr>
-              <w:t xml:space="preserve">Defensa del proyecto</w:t>
+              <w:t xml:space="preserve">Informe final del proyecto</w:t>
             </w:r>
           </w:p>
         </w:tc>
@@ -15378,6 +16707,116 @@
                 <w:szCs w:val="24"/>
                 <w:rtl w:val="0"/>
               </w:rPr>
+              <w:t xml:space="preserve">Resultados, contraste entre lo planificado y lo alcanzado, resultados de las pruebas y conclusiones.</w:t>
+            </w:r>
+          </w:p>
+        </w:tc>
+      </w:tr>
+      <w:tr>
+        <w:trPr>
+          <w:cantSplit w:val="0"/>
+          <w:trHeight w:val="1065" w:hRule="atLeast"/>
+          <w:tblHeader w:val="0"/>
+        </w:trPr>
+        <w:tc>
+          <w:tcPr>
+            <w:tcBorders>
+              <w:left w:color="c8cfd6" w:space="0" w:sz="8" w:val="single"/>
+              <w:bottom w:color="000000" w:space="0" w:sz="8" w:val="single"/>
+              <w:right w:color="000000" w:space="0" w:sz="8" w:val="single"/>
+            </w:tcBorders>
+            <w:tcMar>
+              <w:top w:w="100.0" w:type="dxa"/>
+              <w:left w:w="120.0" w:type="dxa"/>
+              <w:bottom w:w="100.0" w:type="dxa"/>
+              <w:right w:w="120.0" w:type="dxa"/>
+            </w:tcMar>
+            <w:vAlign w:val="top"/>
+          </w:tcPr>
+          <w:p>
+            <w:pPr>
+              <w:spacing w:line="240" w:lineRule="auto"/>
+              <w:rPr>
+                <w:rFonts w:ascii="Calibri" w:cs="Calibri" w:eastAsia="Calibri" w:hAnsi="Calibri"/>
+                <w:sz w:val="24"/>
+                <w:szCs w:val="24"/>
+              </w:rPr>
+            </w:pPr>
+            <w:r>
+              <w:rPr>
+                <w:rFonts w:ascii="Calibri" w:cs="Calibri" w:eastAsia="Calibri" w:hAnsi="Calibri"/>
+                <w:sz w:val="24"/>
+                <w:szCs w:val="24"/>
+                <w:rtl w:val="0"/>
+              </w:rPr>
+              <w:t xml:space="preserve">Final</w:t>
+            </w:r>
+          </w:p>
+        </w:tc>
+        <w:tc>
+          <w:tcPr>
+            <w:tcBorders>
+              <w:bottom w:color="000000" w:space="0" w:sz="8" w:val="single"/>
+              <w:right w:color="000000" w:space="0" w:sz="8" w:val="single"/>
+            </w:tcBorders>
+            <w:tcMar>
+              <w:top w:w="100.0" w:type="dxa"/>
+              <w:left w:w="120.0" w:type="dxa"/>
+              <w:bottom w:w="100.0" w:type="dxa"/>
+              <w:right w:w="120.0" w:type="dxa"/>
+            </w:tcMar>
+            <w:vAlign w:val="top"/>
+          </w:tcPr>
+          <w:p>
+            <w:pPr>
+              <w:spacing w:line="240" w:lineRule="auto"/>
+              <w:rPr>
+                <w:rFonts w:ascii="Calibri" w:cs="Calibri" w:eastAsia="Calibri" w:hAnsi="Calibri"/>
+                <w:sz w:val="24"/>
+                <w:szCs w:val="24"/>
+              </w:rPr>
+            </w:pPr>
+            <w:r>
+              <w:rPr>
+                <w:rFonts w:ascii="Calibri" w:cs="Calibri" w:eastAsia="Calibri" w:hAnsi="Calibri"/>
+                <w:sz w:val="24"/>
+                <w:szCs w:val="24"/>
+                <w:rtl w:val="0"/>
+              </w:rPr>
+              <w:t xml:space="preserve">Defensa del proyecto</w:t>
+            </w:r>
+          </w:p>
+        </w:tc>
+        <w:tc>
+          <w:tcPr>
+            <w:tcBorders>
+              <w:bottom w:color="000000" w:space="0" w:sz="8" w:val="single"/>
+              <w:right w:color="c8cfd6" w:space="0" w:sz="8" w:val="single"/>
+            </w:tcBorders>
+            <w:tcMar>
+              <w:top w:w="100.0" w:type="dxa"/>
+              <w:left w:w="120.0" w:type="dxa"/>
+              <w:bottom w:w="100.0" w:type="dxa"/>
+              <w:right w:w="120.0" w:type="dxa"/>
+            </w:tcMar>
+            <w:vAlign w:val="top"/>
+          </w:tcPr>
+          <w:p>
+            <w:pPr>
+              <w:spacing w:line="240" w:lineRule="auto"/>
+              <w:rPr>
+                <w:rFonts w:ascii="Calibri" w:cs="Calibri" w:eastAsia="Calibri" w:hAnsi="Calibri"/>
+                <w:sz w:val="24"/>
+                <w:szCs w:val="24"/>
+              </w:rPr>
+            </w:pPr>
+            <w:r>
+              <w:rPr>
+                <w:rFonts w:ascii="Calibri" w:cs="Calibri" w:eastAsia="Calibri" w:hAnsi="Calibri"/>
+                <w:sz w:val="24"/>
+                <w:szCs w:val="24"/>
+                <w:rtl w:val="0"/>
+              </w:rPr>
               <w:t xml:space="preserve">Presentación ante la comisión con demostración funcional y justificación de las decisiones técnicas.</w:t>
             </w:r>
           </w:p>
@@ -15591,7 +17030,7 @@
           <w:szCs w:val="24"/>
           <w:rtl w:val="0"/>
         </w:rPr>
-        <w:t xml:space="preserve">The most valuable lesson for me has been the discipline of writing down what is not yet known. The architecture document declares seven open gaps that cannot be closed by writing more documentation: primary evidence of the problem, the real behaviour of the payment gateway, a commercial agreement, willingness to pay, the assumptions behind the break-even point, the cost of acquisition and a legal consultation. Declaring them was harder than hiding them, and it is what makes the rest of the document credible.</w:t>
+        <w:t xml:space="preserve">The most valuable lesson for me has been the discipline of writing down what is not yet known, and then going out to find it. The architecture document declared seven open gaps that could not be closed by writing more documentation, and the first of them was primary evidence of the problem. Interviewing ten caregivers closed that gap and was harder than writing the document. Reading the results against criteria we had fixed before the first interview was uncomfortable in exactly the way it was meant to be: our first hypothesis failed the threshold, and the honest thing to do was to activate the plan B we had written for that case rather than to argue that five minutes and fifty seconds is almost five minutes.</w:t>
       </w:r>
     </w:p>
     <w:p>
@@ -15611,7 +17050,7 @@
           <w:szCs w:val="24"/>
           <w:rtl w:val="0"/>
         </w:rPr>
-        <w:t xml:space="preserve">My previous background is in clinical psychology, and this project has let me place that experience at the service of engineering rather than keeping the two apart. Understanding the caregiver's burden from the inside allowed me to define a domain model that a purely technical reading would not have produced. At the same time, the project has forced me to work with tools I had not used at this level of demand, such as forced row-level security, envelope encryption and integer money arithmetic. That combination is exactly the professional position I want to build.</w:t>
+        <w:t xml:space="preserve">My previous background is in clinical psychology, and this project has let me place that experience at the service of engineering rather than keeping the two apart. Understanding the caregiver's burden from the inside allowed me to define a domain model that a purely technical reading would not have produced, and it made the interviews possible: five of them were with families I already knew from practice, and the ethical framing of the protocol, no recording, no diagnoses, no clinical advice, is something I would have demanded as a psychologist before demanding it as an engineer. At the same time, the project has forced me to work with tools I had not used at this level of demand, such as forced row-level security, envelope encryption and integer money arithmetic. That combination is exactly the professional position I want to build.</w:t>
       </w:r>
     </w:p>
     <w:p>
@@ -15725,6 +17164,26 @@
     </w:p>
     <w:p>
       <w:pPr>
+        <w:spacing w:after="140" w:line="360" w:lineRule="auto"/>
+        <w:jc w:val="both"/>
+        <w:rPr>
+          <w:rFonts w:ascii="Calibri" w:cs="Calibri" w:eastAsia="Calibri" w:hAnsi="Calibri"/>
+          <w:sz w:val="24"/>
+          <w:szCs w:val="24"/>
+        </w:rPr>
+      </w:pPr>
+      <w:r>
+        <w:rPr>
+          <w:rFonts w:ascii="Calibri" w:cs="Calibri" w:eastAsia="Calibri" w:hAnsi="Calibri"/>
+          <w:sz w:val="24"/>
+          <w:szCs w:val="24"/>
+          <w:rtl w:val="0"/>
+        </w:rPr>
+        <w:t xml:space="preserve">Conducting five of the ten interviews myself also changed how I read our own plan. Two of the hypotheses that justified the most expensive part of my axis came back in the intermediate zone, and the protocol we wrote does not allow us to interpret that in our favour. With the construction window down to nine weeks, the decision was to take the multi-payer collection out of the committed scope rather than build a hundred hours of the riskiest code on evidence that does not hold. Planning against measured evidence is less comfortable than planning against assumptions, and it is the only kind of planning worth defending in front of a committee.</w:t>
+      </w:r>
+    </w:p>
+    <w:p>
+      <w:pPr>
         <w:pStyle w:val="Heading1"/>
         <w:keepNext w:val="0"/>
         <w:keepLines w:val="0"/>
@@ -15807,7 +17266,7 @@
           <w:szCs w:val="24"/>
           <w:rtl w:val="0"/>
         </w:rPr>
-        <w:t xml:space="preserve">The second lesson concerns the difference between a project that is desirable and a project that is viable. It is comparatively easy to argue that a problem is real and that a solution would help. It is much harder to show that the numbers close, that the families can be reached without spending more than the margin, and that someone will actually pay. We built the validation protocol around that distinction, with falsification criteria written down before interviewing so that the results cannot be interpreted in our favour afterwards.</w:t>
+        <w:t xml:space="preserve">The second lesson concerns the difference between a project that is desirable and a project that is viable. It is comparatively easy to argue that a problem is real and that a solution would help. It is much harder to show that the numbers close, that the families can be reached without spending more than the margin, and that someone will actually pay. We built the validation protocol around that distinction, with falsification criteria written down before interviewing so that the results could not be interpreted in our favour afterwards. The protocol did its job. Three hypotheses were validated, one was refuted and three landed in the intermediate zone the protocol itself defines, and in each case the consequence we had committed to in advance was applied, including the one that reduces the core of our own product to three fields. The number that mattered most, the break-even point, was recalculated with measured values and published as it came out, and the recalculation also exposed an inconsistency in our own original arithmetic.</w:t>
       </w:r>
     </w:p>
     <w:p>
@@ -15827,7 +17286,7 @@
           <w:szCs w:val="24"/>
           <w:rtl w:val="0"/>
         </w:rPr>
-        <w:t xml:space="preserve">Finally, we learned to distinguish between what we designed and what we have built. At the close of this phase the project has a baseline architecture, a navigable prototype and a work plan, and it has no code, no interviews carried out and no commercial agreement. Stating that plainly costs nothing and protects everything: a document that presents itself as complete when it is not loses its credibility at the first follow-up question. The remaining gaps are not weaknesses of the design, they are the work of the phase that follows.</w:t>
+        <w:t xml:space="preserve">Finally, we learned to distinguish between what we designed and what we have built. At the close of this phase the project has a baseline architecture, a navigable prototype, a work plan and ten interviews with real caregivers, and it has no code, no commercial agreement and a construction window of nine weeks rather than the thirteen we first planned. That last fact forced a second scope cut of a hundred and sixty hours, decided on paper before a single sprint instead of under pressure in the middle of one. Stating all of this plainly costs nothing and protects everything: a document that presents itself as complete when it is not loses its credibility at the first follow-up question. The remaining gaps are not weaknesses of the design, they are the work of the phase that follows.</w:t>
       </w:r>
     </w:p>
     <w:p>
@@ -16084,7 +17543,7 @@
           <w:szCs w:val="24"/>
           <w:rtl w:val="0"/>
         </w:rPr>
-        <w:t xml:space="preserve"> Documento de arquitectura, versión 1.0. Duoc UC, Escuela de Informática y Telecomunicaciones.</w:t>
+        <w:t xml:space="preserve"> Documento de arquitectura, versión 1.1. Duoc UC, Escuela de Informática y Telecomunicaciones.</w:t>
       </w:r>
     </w:p>
     <w:p>
@@ -16117,6 +17576,27 @@
           <w:rtl w:val="0"/>
         </w:rPr>
         <w:t xml:space="preserve"> Protocolo de validación con cuidadores, versión 1.0. Duoc UC, Escuela de Informática y Telecomunicaciones.</w:t>
+      </w:r>
+    </w:p>
+    <w:p>
+      <w:pPr>
+        <w:spacing w:after="140" w:line="360" w:lineRule="auto"/>
+        <w:ind w:left="1440" w:hanging="720"/>
+        <w:jc w:val="both"/>
+        <w:rPr>
+          <w:rFonts w:ascii="Calibri" w:cs="Calibri" w:eastAsia="Calibri" w:hAnsi="Calibri"/>
+          <w:sz w:val="24"/>
+          <w:szCs w:val="24"/>
+        </w:rPr>
+      </w:pPr>
+      <w:r>
+        <w:rPr>
+          <w:rFonts w:ascii="Calibri" w:cs="Calibri" w:eastAsia="Calibri" w:hAnsi="Calibri"/>
+          <w:sz w:val="24"/>
+          <w:szCs w:val="24"/>
+          <w:rtl w:val="0"/>
+        </w:rPr>
+        <w:t xml:space="preserve">Espinoza, J. y Henríquez, M. (2026). MATU. Resultados de la validación con cuidadoras, versión 1.0. Duoc UC, Escuela de Informática y Telecomunicaciones.</w:t>
       </w:r>
     </w:p>
     <w:p>
@@ -16504,7 +17984,7 @@
                 <w:szCs w:val="24"/>
                 <w:rtl w:val="0"/>
               </w:rPr>
-              <w:t xml:space="preserve">Documento de arquitectura MATU, versión 1.0</w:t>
+              <w:t xml:space="preserve">Documento de arquitectura MATU, versión 1.1</w:t>
             </w:r>
           </w:p>
           <w:p>
@@ -16559,7 +18039,7 @@
                 <w:szCs w:val="24"/>
                 <w:rtl w:val="0"/>
               </w:rPr>
-              <w:t xml:space="preserve">Contiene los 41 requisitos funcionales trazados a módulos, los 13 diagramas, el modelo de datos, los contratos de API, la estrategia de calidad y las 24 decisiones de arquitectura fundamentadas. La versión .md se lee directamente en GitHub, con los diagramas renderizados.</w:t>
+              <w:t xml:space="preserve">Contiene los 42 requisitos funcionales trazados a módulos, los 13 diagramas, el modelo de datos, los contratos de API, la estrategia de calidad y las 24 decisiones de arquitectura fundamentadas. La versión 1.1 incorpora los resultados de la validación: la ficha de relevo como versión mínima de la capa 1, la sección de unidad económica recalculada con valores medidos y el alcance ajustado a la ventana de nueve semanas.</w:t>
             </w:r>
           </w:p>
         </w:tc>
@@ -16821,7 +18301,7 @@
                 <w:szCs w:val="24"/>
                 <w:rtl w:val="0"/>
               </w:rPr>
-              <w:t xml:space="preserve">Siete hipótesis con criterios de falsación, tres mediciones para la unidad económica, guión de 36 preguntas y guión de conversación con un comercio.</w:t>
+              <w:t xml:space="preserve">Siete hipótesis con criterios de falsación fijados antes de entrevistar, tres mediciones para la unidad económica, guion de 36 preguntas y guion de conversación con un comercio.</w:t>
             </w:r>
           </w:p>
         </w:tc>
@@ -16953,6 +18433,137 @@
                 <w:rtl w:val="0"/>
               </w:rPr>
               <w:t xml:space="preserve">Formulario de la asignatura completado en sus dos partes, en español e inglés.</w:t>
+            </w:r>
+          </w:p>
+        </w:tc>
+      </w:tr>
+      <w:tr>
+        <w:trPr>
+          <w:cantSplit w:val="0"/>
+          <w:trHeight w:val="825" w:hRule="atLeast"/>
+          <w:tblHeader w:val="0"/>
+        </w:trPr>
+        <w:tc>
+          <w:tcPr>
+            <w:tcBorders>
+              <w:left w:color="c8cfd6" w:space="0" w:sz="8" w:val="single"/>
+              <w:bottom w:color="c8cfd6" w:space="0" w:sz="8" w:val="single"/>
+              <w:right w:color="000000" w:space="0" w:sz="8" w:val="single"/>
+            </w:tcBorders>
+            <w:tcMar>
+              <w:top w:w="100.0" w:type="dxa"/>
+              <w:left w:w="120.0" w:type="dxa"/>
+              <w:bottom w:w="100.0" w:type="dxa"/>
+              <w:right w:w="120.0" w:type="dxa"/>
+            </w:tcMar>
+            <w:vAlign w:val="top"/>
+          </w:tcPr>
+          <w:p>
+            <w:pPr>
+              <w:spacing w:line="240" w:lineRule="auto"/>
+              <w:rPr>
+                <w:rFonts w:ascii="Calibri" w:cs="Calibri" w:eastAsia="Calibri" w:hAnsi="Calibri"/>
+                <w:sz w:val="24"/>
+                <w:szCs w:val="24"/>
+              </w:rPr>
+            </w:pPr>
+            <w:r>
+              <w:rPr>
+                <w:rFonts w:ascii="Calibri" w:cs="Calibri" w:eastAsia="Calibri" w:hAnsi="Calibri"/>
+                <w:sz w:val="24"/>
+                <w:szCs w:val="24"/>
+                <w:rtl w:val="0"/>
+              </w:rPr>
+              <w:t xml:space="preserve">Anexo E</w:t>
+            </w:r>
+          </w:p>
+        </w:tc>
+        <w:tc>
+          <w:tcPr>
+            <w:tcBorders>
+              <w:bottom w:color="c8cfd6" w:space="0" w:sz="8" w:val="single"/>
+              <w:right w:color="000000" w:space="0" w:sz="8" w:val="single"/>
+            </w:tcBorders>
+            <w:tcMar>
+              <w:top w:w="100.0" w:type="dxa"/>
+              <w:left w:w="120.0" w:type="dxa"/>
+              <w:bottom w:w="100.0" w:type="dxa"/>
+              <w:right w:w="120.0" w:type="dxa"/>
+            </w:tcMar>
+            <w:vAlign w:val="top"/>
+          </w:tcPr>
+          <w:p>
+            <w:pPr>
+              <w:spacing w:line="240" w:lineRule="auto"/>
+              <w:rPr>
+                <w:rFonts w:ascii="Calibri" w:cs="Calibri" w:eastAsia="Calibri" w:hAnsi="Calibri"/>
+                <w:sz w:val="24"/>
+                <w:szCs w:val="24"/>
+              </w:rPr>
+            </w:pPr>
+            <w:r>
+              <w:rPr>
+                <w:rFonts w:ascii="Calibri" w:cs="Calibri" w:eastAsia="Calibri" w:hAnsi="Calibri"/>
+                <w:sz w:val="24"/>
+                <w:szCs w:val="24"/>
+                <w:rtl w:val="0"/>
+              </w:rPr>
+              <w:t xml:space="preserve">Resultados de la validación con cuidadoras y fichas de entrevista</w:t>
+            </w:r>
+          </w:p>
+          <w:p>
+            <w:pPr>
+              <w:spacing w:line="240" w:lineRule="auto"/>
+              <w:rPr>
+                <w:rFonts w:ascii="Calibri" w:cs="Calibri" w:eastAsia="Calibri" w:hAnsi="Calibri"/>
+                <w:color w:val="444c56"/>
+                <w:sz w:val="18"/>
+                <w:szCs w:val="18"/>
+              </w:rPr>
+            </w:pPr>
+            <w:r>
+              <w:rPr>
+                <w:rFonts w:ascii="Calibri" w:cs="Calibri" w:eastAsia="Calibri" w:hAnsi="Calibri"/>
+                <w:color w:val="444c56"/>
+                <w:sz w:val="18"/>
+                <w:szCs w:val="18"/>
+                <w:rtl w:val="0"/>
+              </w:rPr>
+              <w:t xml:space="preserve">docs/resultados-entrevistas.md · docs/entrevistas/</w:t>
+            </w:r>
+          </w:p>
+        </w:tc>
+        <w:tc>
+          <w:tcPr>
+            <w:tcBorders>
+              <w:bottom w:color="c8cfd6" w:space="0" w:sz="8" w:val="single"/>
+              <w:right w:color="c8cfd6" w:space="0" w:sz="8" w:val="single"/>
+            </w:tcBorders>
+            <w:tcMar>
+              <w:top w:w="100.0" w:type="dxa"/>
+              <w:left w:w="120.0" w:type="dxa"/>
+              <w:bottom w:w="100.0" w:type="dxa"/>
+              <w:right w:w="120.0" w:type="dxa"/>
+            </w:tcMar>
+            <w:vAlign w:val="top"/>
+          </w:tcPr>
+          <w:p>
+            <w:pPr>
+              <w:spacing w:line="240" w:lineRule="auto"/>
+              <w:rPr>
+                <w:rFonts w:ascii="Calibri" w:cs="Calibri" w:eastAsia="Calibri" w:hAnsi="Calibri"/>
+                <w:sz w:val="24"/>
+                <w:szCs w:val="24"/>
+              </w:rPr>
+            </w:pPr>
+            <w:r>
+              <w:rPr>
+                <w:rFonts w:ascii="Calibri" w:cs="Calibri" w:eastAsia="Calibri" w:hAnsi="Calibri"/>
+                <w:sz w:val="24"/>
+                <w:szCs w:val="24"/>
+                <w:rtl w:val="0"/>
+              </w:rPr>
+              <w:t xml:space="preserve">Veredicto por hipótesis contra los criterios fijados antes de entrevistar, las tres mediciones con mediana y rango, el recálculo del punto de equilibrio, los ajustes al instrumento y las diez fichas anonimizadas, sin datos identificatorios de las personas cuidadas.</w:t>
             </w:r>
           </w:p>
         </w:tc>
